--- a/CMA_Summaries_B4_Ch18.docx
+++ b/CMA_Summaries_B4_Ch18.docx
@@ -503,6 +503,7 @@
         <w:tc>
           <w:tcPr>
             <w:tcW w:type="pct" w:w="2400"/>
+            <w:shd w:fill="FFFFFF" w:val="clear"/>
             <w:tcMar>
               <w:top w:type="dxa" w:w="50"/>
               <w:left w:type="dxa" w:w="110"/>
@@ -512,14 +513,17 @@
           </w:tcPr>
           <w:p>
             <w:pPr>
-              <w:spacing w:before="28" w:after="28"/>
-            </w:pPr>
-            <w:r>
-              <w:rPr>
-                <w:sz w:val="15"/>
-                <w:szCs w:val="15"/>
-              </w:rPr>
-              <w:t xml:space="preserve">Bar chart</w:t>
+              <w:spacing w:before="46" w:after="46"/>
+            </w:pPr>
+            <w:r>
+              <w:rPr>
+                <w:b/>
+                <w:bCs/>
+                <w:color w:val="8186EF"/>
+                <w:sz w:val="14"/>
+                <w:szCs w:val="14"/>
+              </w:rPr>
+              <w:t xml:space="preserve">(6)</w:t>
             </w:r>
           </w:p>
         </w:tc>
@@ -552,7 +556,7 @@
         <w:tc>
           <w:tcPr>
             <w:tcW w:type="pct" w:w="2400"/>
-            <w:shd w:fill="FFFFFF" w:val="clear"/>
+            <w:shd w:fill="FBFAF6" w:val="clear"/>
             <w:tcMar>
               <w:top w:type="dxa" w:w="50"/>
               <w:left w:type="dxa" w:w="110"/>
@@ -562,17 +566,14 @@
           </w:tcPr>
           <w:p>
             <w:pPr>
-              <w:spacing w:before="46" w:after="46"/>
-            </w:pPr>
-            <w:r>
-              <w:rPr>
-                <w:b/>
-                <w:bCs/>
-                <w:color w:val="8186EF"/>
-                <w:sz w:val="14"/>
-                <w:szCs w:val="14"/>
-              </w:rPr>
-              <w:t xml:space="preserve">(6)</w:t>
+              <w:spacing w:before="28" w:after="28"/>
+            </w:pPr>
+            <w:r>
+              <w:rPr>
+                <w:sz w:val="15"/>
+                <w:szCs w:val="15"/>
+              </w:rPr>
+              <w:t xml:space="preserve">Line chart</w:t>
             </w:r>
           </w:p>
         </w:tc>
@@ -604,7 +605,6 @@
         <w:tc>
           <w:tcPr>
             <w:tcW w:type="pct" w:w="2400"/>
-            <w:shd w:fill="FFFFFF" w:val="clear"/>
             <w:tcMar>
               <w:top w:type="dxa" w:w="50"/>
               <w:left w:type="dxa" w:w="110"/>
@@ -614,17 +614,14 @@
           </w:tcPr>
           <w:p>
             <w:pPr>
-              <w:spacing w:before="46" w:after="46"/>
-            </w:pPr>
-            <w:r>
-              <w:rPr>
-                <w:b/>
-                <w:bCs/>
-                <w:color w:val="8186EF"/>
-                <w:sz w:val="14"/>
-                <w:szCs w:val="14"/>
-              </w:rPr>
-              <w:t xml:space="preserve">(7)</w:t>
+              <w:spacing w:before="28" w:after="28"/>
+            </w:pPr>
+            <w:r>
+              <w:rPr>
+                <w:sz w:val="15"/>
+                <w:szCs w:val="15"/>
+              </w:rPr>
+              <w:t xml:space="preserve">Scatter plot</w:t>
             </w:r>
           </w:p>
         </w:tc>
@@ -726,7 +723,7 @@
                 <w:sz w:val="14"/>
                 <w:szCs w:val="14"/>
               </w:rPr>
-              <w:t xml:space="preserve">(8)</w:t>
+              <w:t xml:space="preserve">(7)</w:t>
             </w:r>
           </w:p>
         </w:tc>
@@ -808,7 +805,6 @@
         <w:tc>
           <w:tcPr>
             <w:tcW w:type="pct" w:w="2400"/>
-            <w:shd w:fill="FFFFFF" w:val="clear"/>
             <w:tcMar>
               <w:top w:type="dxa" w:w="50"/>
               <w:left w:type="dxa" w:w="110"/>
@@ -818,17 +814,14 @@
           </w:tcPr>
           <w:p>
             <w:pPr>
-              <w:spacing w:before="46" w:after="46"/>
-            </w:pPr>
-            <w:r>
-              <w:rPr>
-                <w:b/>
-                <w:bCs/>
-                <w:color w:val="8186EF"/>
-                <w:sz w:val="14"/>
-                <w:szCs w:val="14"/>
-              </w:rPr>
-              <w:t xml:space="preserve">(9)</w:t>
+              <w:spacing w:before="28" w:after="28"/>
+            </w:pPr>
+            <w:r>
+              <w:rPr>
+                <w:sz w:val="15"/>
+                <w:szCs w:val="15"/>
+              </w:rPr>
+              <w:t xml:space="preserve">Dashboard</w:t>
             </w:r>
           </w:p>
         </w:tc>
@@ -890,7 +883,7 @@
                 <w:sz w:val="16"/>
                 <w:szCs w:val="16"/>
               </w:rPr>
-              <w:t xml:space="preserve">Dashboard   ·   Stacked bar, or a table   ·   Line chart   ·   Scatter plot   ·   Histogram or box plot</w:t>
+              <w:t xml:space="preserve">Stacked bar, or a table   ·   Bar chart   ·   Histogram or box plot</w:t>
             </w:r>
           </w:p>
         </w:tc>
@@ -929,7 +922,7 @@
           <w:sz w:val="16"/>
           <w:szCs w:val="16"/>
         </w:rPr>
-        <w:t xml:space="preserve">      gaps 10–17</w:t>
+        <w:t xml:space="preserve">      gaps 8–15</w:t>
       </w:r>
     </w:p>
     <w:p>
@@ -952,7 +945,7 @@
           <w:sz w:val="15"/>
           <w:szCs w:val="15"/>
         </w:rPr>
-        <w:t xml:space="preserve"> (10) </w:t>
+        <w:t xml:space="preserve"> (8) </w:t>
       </w:r>
       <w:r>
         <w:rPr>
@@ -991,7 +984,7 @@
           <w:sz w:val="15"/>
           <w:szCs w:val="15"/>
         </w:rPr>
-        <w:t xml:space="preserve"> (11) </w:t>
+        <w:t xml:space="preserve"> (9) </w:t>
       </w:r>
       <w:r>
         <w:rPr>
@@ -1013,7 +1006,7 @@
           <w:sz w:val="19"/>
           <w:szCs w:val="19"/>
         </w:rPr>
-        <w:t xml:space="preserve"> because the question was whether two </w:t>
+        <w:t xml:space="preserve"> because the question was whether two variables move </w:t>
       </w:r>
       <w:r>
         <w:rPr>
@@ -1023,7 +1016,7 @@
           <w:sz w:val="15"/>
           <w:szCs w:val="15"/>
         </w:rPr>
-        <w:t xml:space="preserve"> (12) </w:t>
+        <w:t xml:space="preserve"> (10) </w:t>
       </w:r>
       <w:r>
         <w:rPr>
@@ -1045,14 +1038,14 @@
           <w:sz w:val="19"/>
           <w:szCs w:val="19"/>
         </w:rPr>
-        <w:t xml:space="preserve"> move together. </w:t>
-      </w:r>
-      <w:r>
-        <w:rPr>
-          <w:sz w:val="19"/>
-          <w:szCs w:val="19"/>
-        </w:rPr>
-        <w:t xml:space="preserve">A </w:t>
+        <w:t xml:space="preserve">. </w:t>
+      </w:r>
+      <w:r>
+        <w:rPr>
+          <w:sz w:val="19"/>
+          <w:szCs w:val="19"/>
+        </w:rPr>
+        <w:t xml:space="preserve">A histogram showed the </w:t>
       </w:r>
       <w:r>
         <w:rPr>
@@ -1062,7 +1055,7 @@
           <w:sz w:val="15"/>
           <w:szCs w:val="15"/>
         </w:rPr>
-        <w:t xml:space="preserve"> (13) </w:t>
+        <w:t xml:space="preserve"> (11) </w:t>
       </w:r>
       <w:r>
         <w:rPr>
@@ -1084,7 +1077,14 @@
           <w:sz w:val="19"/>
           <w:szCs w:val="19"/>
         </w:rPr>
-        <w:t xml:space="preserve"> showed the simulated outcomes because the question was about the shape of a </w:t>
+        <w:t xml:space="preserve"> outcomes because the question was about the shape of a distribution. </w:t>
+      </w:r>
+      <w:r>
+        <w:rPr>
+          <w:sz w:val="19"/>
+          <w:szCs w:val="19"/>
+        </w:rPr>
+        <w:t xml:space="preserve">A line chart showed the eight </w:t>
       </w:r>
       <w:r>
         <w:rPr>
@@ -1094,7 +1094,7 @@
           <w:sz w:val="15"/>
           <w:szCs w:val="15"/>
         </w:rPr>
-        <w:t xml:space="preserve"> (14) </w:t>
+        <w:t xml:space="preserve"> (12) </w:t>
       </w:r>
       <w:r>
         <w:rPr>
@@ -1102,7 +1102,7 @@
           <w:sz w:val="19"/>
           <w:szCs w:val="19"/>
         </w:rPr>
-        <w:t xml:space="preserve">              </w:t>
+        <w:t xml:space="preserve">           </w:t>
       </w:r>
       <w:r>
         <w:rPr>
@@ -1116,14 +1116,7 @@
           <w:sz w:val="19"/>
           <w:szCs w:val="19"/>
         </w:rPr>
-        <w:t xml:space="preserve">. </w:t>
-      </w:r>
-      <w:r>
-        <w:rPr>
-          <w:sz w:val="19"/>
-          <w:szCs w:val="19"/>
-        </w:rPr>
-        <w:t xml:space="preserve">A line chart showed the eight </w:t>
+        <w:t xml:space="preserve"> because the question was about </w:t>
       </w:r>
       <w:r>
         <w:rPr>
@@ -1133,7 +1126,7 @@
           <w:sz w:val="15"/>
           <w:szCs w:val="15"/>
         </w:rPr>
-        <w:t xml:space="preserve"> (15) </w:t>
+        <w:t xml:space="preserve"> (13) </w:t>
       </w:r>
       <w:r>
         <w:rPr>
@@ -1155,7 +1148,14 @@
           <w:sz w:val="19"/>
           <w:szCs w:val="19"/>
         </w:rPr>
-        <w:t xml:space="preserve"> because the question was about </w:t>
+        <w:t xml:space="preserve"> over time. </w:t>
+      </w:r>
+      <w:r>
+        <w:rPr>
+          <w:sz w:val="19"/>
+          <w:szCs w:val="19"/>
+        </w:rPr>
+        <w:t xml:space="preserve">The last two rows </w:t>
       </w:r>
       <w:r>
         <w:rPr>
@@ -1165,7 +1165,7 @@
           <w:sz w:val="15"/>
           <w:szCs w:val="15"/>
         </w:rPr>
-        <w:t xml:space="preserve"> (16) </w:t>
+        <w:t xml:space="preserve"> (14) </w:t>
       </w:r>
       <w:r>
         <w:rPr>
@@ -1187,14 +1187,14 @@
           <w:sz w:val="19"/>
           <w:szCs w:val="19"/>
         </w:rPr>
-        <w:t xml:space="preserve"> over time. </w:t>
-      </w:r>
-      <w:r>
-        <w:rPr>
-          <w:sz w:val="19"/>
-          <w:szCs w:val="19"/>
-        </w:rPr>
-        <w:t xml:space="preserve">The last two rows </w:t>
+        <w:t xml:space="preserve"> a note. </w:t>
+      </w:r>
+      <w:r>
+        <w:rPr>
+          <w:sz w:val="19"/>
+          <w:szCs w:val="19"/>
+        </w:rPr>
+        <w:t xml:space="preserve">A dashboard suits several measures watched </w:t>
       </w:r>
       <w:r>
         <w:rPr>
@@ -1204,7 +1204,7 @@
           <w:sz w:val="15"/>
           <w:szCs w:val="15"/>
         </w:rPr>
-        <w:t xml:space="preserve"> (17) </w:t>
+        <w:t xml:space="preserve"> (15) </w:t>
       </w:r>
       <w:r>
         <w:rPr>
@@ -1212,7 +1212,7 @@
           <w:sz w:val="19"/>
           <w:szCs w:val="19"/>
         </w:rPr>
-        <w:t xml:space="preserve">           </w:t>
+        <w:t xml:space="preserve">            </w:t>
       </w:r>
       <w:r>
         <w:rPr>
@@ -1226,14 +1226,7 @@
           <w:sz w:val="19"/>
           <w:szCs w:val="19"/>
         </w:rPr>
-        <w:t xml:space="preserve"> a note. </w:t>
-      </w:r>
-      <w:r>
-        <w:rPr>
-          <w:sz w:val="19"/>
-          <w:szCs w:val="19"/>
-        </w:rPr>
-        <w:t xml:space="preserve">A dashboard suits several measures watched repeatedly. </w:t>
+        <w:t xml:space="preserve">. </w:t>
       </w:r>
       <w:r>
         <w:rPr>
@@ -1298,7 +1291,7 @@
                 <w:sz w:val="16"/>
                 <w:szCs w:val="16"/>
               </w:rPr>
-              <w:t xml:space="preserve">movement   ·   deserve   ·   question   ·   quarters   ·   already   ·   temperature   ·   histogram   ·   variables   ·   distribution</w:t>
+              <w:t xml:space="preserve">deserve   ·   repeatedly   ·   against   ·   movement   ·   already   ·   temperature   ·   simulated   ·   together   ·   quarters</w:t>
             </w:r>
           </w:p>
         </w:tc>
@@ -1871,14 +1864,14 @@
                 <w:sz w:val="16"/>
                 <w:szCs w:val="16"/>
               </w:rPr>
-              <w:t xml:space="preserve">11  </w:t>
-            </w:r>
-            <w:r>
-              <w:rPr>
-                <w:sz w:val="16"/>
-                <w:szCs w:val="16"/>
-              </w:rPr>
-              <w:t xml:space="preserve">temperature</w:t>
+              <w:t xml:space="preserve">10  </w:t>
+            </w:r>
+            <w:r>
+              <w:rPr>
+                <w:sz w:val="16"/>
+                <w:szCs w:val="16"/>
+              </w:rPr>
+              <w:t xml:space="preserve">together</w:t>
             </w:r>
           </w:p>
         </w:tc>
@@ -1939,14 +1932,14 @@
                 <w:sz w:val="16"/>
                 <w:szCs w:val="16"/>
               </w:rPr>
-              <w:t xml:space="preserve">12  </w:t>
-            </w:r>
-            <w:r>
-              <w:rPr>
-                <w:sz w:val="16"/>
-                <w:szCs w:val="16"/>
-              </w:rPr>
-              <w:t xml:space="preserve">variables</w:t>
+              <w:t xml:space="preserve">11  </w:t>
+            </w:r>
+            <w:r>
+              <w:rPr>
+                <w:sz w:val="16"/>
+                <w:szCs w:val="16"/>
+              </w:rPr>
+              <w:t xml:space="preserve">simulated</w:t>
             </w:r>
           </w:p>
         </w:tc>
@@ -2007,14 +2000,14 @@
                 <w:sz w:val="16"/>
                 <w:szCs w:val="16"/>
               </w:rPr>
-              <w:t xml:space="preserve">13  </w:t>
-            </w:r>
-            <w:r>
-              <w:rPr>
-                <w:sz w:val="16"/>
-                <w:szCs w:val="16"/>
-              </w:rPr>
-              <w:t xml:space="preserve">histogram</w:t>
+              <w:t xml:space="preserve">12  </w:t>
+            </w:r>
+            <w:r>
+              <w:rPr>
+                <w:sz w:val="16"/>
+                <w:szCs w:val="16"/>
+              </w:rPr>
+              <w:t xml:space="preserve">quarters</w:t>
             </w:r>
           </w:p>
         </w:tc>
@@ -2075,14 +2068,14 @@
                 <w:sz w:val="16"/>
                 <w:szCs w:val="16"/>
               </w:rPr>
-              <w:t xml:space="preserve">14  </w:t>
-            </w:r>
-            <w:r>
-              <w:rPr>
-                <w:sz w:val="16"/>
-                <w:szCs w:val="16"/>
-              </w:rPr>
-              <w:t xml:space="preserve">distribution</w:t>
+              <w:t xml:space="preserve">13  </w:t>
+            </w:r>
+            <w:r>
+              <w:rPr>
+                <w:sz w:val="16"/>
+                <w:szCs w:val="16"/>
+              </w:rPr>
+              <w:t xml:space="preserve">movement</w:t>
             </w:r>
           </w:p>
         </w:tc>
@@ -2143,14 +2136,14 @@
                 <w:sz w:val="16"/>
                 <w:szCs w:val="16"/>
               </w:rPr>
-              <w:t xml:space="preserve">15  </w:t>
-            </w:r>
-            <w:r>
-              <w:rPr>
-                <w:sz w:val="16"/>
-                <w:szCs w:val="16"/>
-              </w:rPr>
-              <w:t xml:space="preserve">quarters</w:t>
+              <w:t xml:space="preserve">14  </w:t>
+            </w:r>
+            <w:r>
+              <w:rPr>
+                <w:sz w:val="16"/>
+                <w:szCs w:val="16"/>
+              </w:rPr>
+              <w:t xml:space="preserve">deserve</w:t>
             </w:r>
           </w:p>
         </w:tc>
@@ -2185,7 +2178,7 @@
                 <w:sz w:val="16"/>
                 <w:szCs w:val="16"/>
               </w:rPr>
-              <w:t xml:space="preserve">Line chart</w:t>
+              <w:t xml:space="preserve">Bar chart</w:t>
             </w:r>
           </w:p>
         </w:tc>
@@ -2211,14 +2204,14 @@
                 <w:sz w:val="16"/>
                 <w:szCs w:val="16"/>
               </w:rPr>
-              <w:t xml:space="preserve">16  </w:t>
-            </w:r>
-            <w:r>
-              <w:rPr>
-                <w:sz w:val="16"/>
-                <w:szCs w:val="16"/>
-              </w:rPr>
-              <w:t xml:space="preserve">movement</w:t>
+              <w:t xml:space="preserve">15  </w:t>
+            </w:r>
+            <w:r>
+              <w:rPr>
+                <w:sz w:val="16"/>
+                <w:szCs w:val="16"/>
+              </w:rPr>
+              <w:t xml:space="preserve">repeatedly</w:t>
             </w:r>
           </w:p>
         </w:tc>
@@ -2253,7 +2246,7 @@
                 <w:sz w:val="16"/>
                 <w:szCs w:val="16"/>
               </w:rPr>
-              <w:t xml:space="preserve">Scatter plot</w:t>
+              <w:t xml:space="preserve">Stacked bar, or a table</w:t>
             </w:r>
           </w:p>
         </w:tc>
@@ -2279,14 +2272,14 @@
                 <w:sz w:val="16"/>
                 <w:szCs w:val="16"/>
               </w:rPr>
-              <w:t xml:space="preserve">17  </w:t>
-            </w:r>
-            <w:r>
-              <w:rPr>
-                <w:sz w:val="16"/>
-                <w:szCs w:val="16"/>
-              </w:rPr>
-              <w:t xml:space="preserve">deserve</w:t>
+              <w:t xml:space="preserve">16  </w:t>
+            </w:r>
+            <w:r>
+              <w:rPr>
+                <w:sz w:val="16"/>
+                <w:szCs w:val="16"/>
+              </w:rPr>
+              <w:t xml:space="preserve">scatter plot</w:t>
             </w:r>
           </w:p>
         </w:tc>
@@ -2321,7 +2314,7 @@
                 <w:sz w:val="16"/>
                 <w:szCs w:val="16"/>
               </w:rPr>
-              <w:t xml:space="preserve">Stacked bar, or a table</w:t>
+              <w:t xml:space="preserve">already</w:t>
             </w:r>
           </w:p>
         </w:tc>
@@ -2347,14 +2340,14 @@
                 <w:sz w:val="16"/>
                 <w:szCs w:val="16"/>
               </w:rPr>
-              <w:t xml:space="preserve">18  </w:t>
-            </w:r>
-            <w:r>
-              <w:rPr>
-                <w:sz w:val="16"/>
-                <w:szCs w:val="16"/>
-              </w:rPr>
-              <w:t xml:space="preserve">scatter plot</w:t>
+              <w:t xml:space="preserve">17  </w:t>
+            </w:r>
+            <w:r>
+              <w:rPr>
+                <w:sz w:val="16"/>
+                <w:szCs w:val="16"/>
+              </w:rPr>
+              <w:t xml:space="preserve">box plot</w:t>
             </w:r>
           </w:p>
         </w:tc>
@@ -2389,75 +2382,7 @@
                 <w:sz w:val="16"/>
                 <w:szCs w:val="16"/>
               </w:rPr>
-              <w:t xml:space="preserve">Dashboard</w:t>
-            </w:r>
-          </w:p>
-        </w:tc>
-        <w:tc>
-          <w:tcPr>
-            <w:tcW w:type="pct" w:w="2500"/>
-            <w:tcMar>
-              <w:top w:type="dxa" w:w="20"/>
-              <w:left w:type="dxa" w:w="80"/>
-              <w:bottom w:type="dxa" w:w="20"/>
-              <w:right w:type="dxa" w:w="80"/>
-            </w:tcMar>
-          </w:tcPr>
-          <w:p>
-            <w:pPr>
-              <w:spacing w:before="12" w:after="12"/>
-            </w:pPr>
-            <w:r>
-              <w:rPr>
-                <w:b/>
-                <w:bCs/>
-                <w:color w:val="8186EF"/>
-                <w:sz w:val="16"/>
-                <w:szCs w:val="16"/>
-              </w:rPr>
-              <w:t xml:space="preserve">19  </w:t>
-            </w:r>
-            <w:r>
-              <w:rPr>
-                <w:sz w:val="16"/>
-                <w:szCs w:val="16"/>
-              </w:rPr>
-              <w:t xml:space="preserve">box plot</w:t>
-            </w:r>
-          </w:p>
-        </w:tc>
-      </w:tr>
-      <w:tr>
-        <w:tc>
-          <w:tcPr>
-            <w:tcW w:type="pct" w:w="2500"/>
-            <w:tcMar>
-              <w:top w:type="dxa" w:w="20"/>
-              <w:left w:type="dxa" w:w="80"/>
-              <w:bottom w:type="dxa" w:w="20"/>
-              <w:right w:type="dxa" w:w="80"/>
-            </w:tcMar>
-          </w:tcPr>
-          <w:p>
-            <w:pPr>
-              <w:spacing w:before="12" w:after="12"/>
-            </w:pPr>
-            <w:r>
-              <w:rPr>
-                <w:b/>
-                <w:bCs/>
-                <w:color w:val="8186EF"/>
-                <w:sz w:val="16"/>
-                <w:szCs w:val="16"/>
-              </w:rPr>
-              <w:t xml:space="preserve">10  </w:t>
-            </w:r>
-            <w:r>
-              <w:rPr>
-                <w:sz w:val="16"/>
-                <w:szCs w:val="16"/>
-              </w:rPr>
-              <w:t xml:space="preserve">already</w:t>
+              <w:t xml:space="preserve">temperature</w:t>
             </w:r>
           </w:p>
         </w:tc>
@@ -3946,9 +3871,9 @@
         </w:tblBorders>
       </w:tblPr>
       <w:tblGrid>
-        <w:gridCol w:w="2622"/>
-        <w:gridCol w:w="4125"/>
-        <w:gridCol w:w="2853"/>
+        <w:gridCol w:w="2758"/>
+        <w:gridCol w:w="4224"/>
+        <w:gridCol w:w="2618"/>
       </w:tblGrid>
       <w:tr>
         <w:tc>
@@ -3983,7 +3908,7 @@
       <w:tr>
         <w:tc>
           <w:tcPr>
-            <w:tcW w:type="pct" w:w="1366"/>
+            <w:tcW w:type="pct" w:w="1436"/>
             <w:shd w:fill="353A7C" w:val="clear"/>
             <w:tcMar>
               <w:top w:type="dxa" w:w="50"/>
@@ -4010,7 +3935,7 @@
         </w:tc>
         <w:tc>
           <w:tcPr>
-            <w:tcW w:type="pct" w:w="2149"/>
+            <w:tcW w:type="pct" w:w="2200"/>
             <w:shd w:fill="353A7C" w:val="clear"/>
             <w:tcMar>
               <w:top w:type="dxa" w:w="50"/>
@@ -4037,7 +3962,7 @@
         </w:tc>
         <w:tc>
           <w:tcPr>
-            <w:tcW w:type="pct" w:w="1486"/>
+            <w:tcW w:type="pct" w:w="1364"/>
             <w:shd w:fill="353A7C" w:val="clear"/>
             <w:tcMar>
               <w:top w:type="dxa" w:w="50"/>
@@ -4066,7 +3991,7 @@
       <w:tr>
         <w:tc>
           <w:tcPr>
-            <w:tcW w:type="pct" w:w="1366"/>
+            <w:tcW w:type="pct" w:w="1436"/>
             <w:tcMar>
               <w:top w:type="dxa" w:w="50"/>
               <w:left w:type="dxa" w:w="110"/>
@@ -4089,7 +4014,7 @@
         </w:tc>
         <w:tc>
           <w:tcPr>
-            <w:tcW w:type="pct" w:w="2149"/>
+            <w:tcW w:type="pct" w:w="2200"/>
             <w:tcMar>
               <w:top w:type="dxa" w:w="50"/>
               <w:left w:type="dxa" w:w="110"/>
@@ -4112,7 +4037,7 @@
         </w:tc>
         <w:tc>
           <w:tcPr>
-            <w:tcW w:type="pct" w:w="1486"/>
+            <w:tcW w:type="pct" w:w="1364"/>
             <w:shd w:fill="FFFFFF" w:val="clear"/>
             <w:tcMar>
               <w:top w:type="dxa" w:w="50"/>
@@ -4141,7 +4066,7 @@
       <w:tr>
         <w:tc>
           <w:tcPr>
-            <w:tcW w:type="pct" w:w="1366"/>
+            <w:tcW w:type="pct" w:w="1436"/>
             <w:shd w:fill="FBFAF6" w:val="clear"/>
             <w:tcMar>
               <w:top w:type="dxa" w:w="50"/>
@@ -4165,7 +4090,7 @@
         </w:tc>
         <w:tc>
           <w:tcPr>
-            <w:tcW w:type="pct" w:w="2149"/>
+            <w:tcW w:type="pct" w:w="2200"/>
             <w:shd w:fill="FBFAF6" w:val="clear"/>
             <w:tcMar>
               <w:top w:type="dxa" w:w="50"/>
@@ -4189,8 +4114,8 @@
         </w:tc>
         <w:tc>
           <w:tcPr>
-            <w:tcW w:type="pct" w:w="1486"/>
-            <w:shd w:fill="FFFFFF" w:val="clear"/>
+            <w:tcW w:type="pct" w:w="1364"/>
+            <w:shd w:fill="FBFAF6" w:val="clear"/>
             <w:tcMar>
               <w:top w:type="dxa" w:w="50"/>
               <w:left w:type="dxa" w:w="110"/>
@@ -4200,17 +4125,14 @@
           </w:tcPr>
           <w:p>
             <w:pPr>
-              <w:spacing w:before="46" w:after="46"/>
-            </w:pPr>
-            <w:r>
-              <w:rPr>
-                <w:b/>
-                <w:bCs/>
-                <w:color w:val="8186EF"/>
-                <w:sz w:val="14"/>
-                <w:szCs w:val="14"/>
-              </w:rPr>
-              <w:t xml:space="preserve">(2)</w:t>
+              <w:spacing w:before="28" w:after="28"/>
+            </w:pPr>
+            <w:r>
+              <w:rPr>
+                <w:sz w:val="15"/>
+                <w:szCs w:val="15"/>
+              </w:rPr>
+              <w:t xml:space="preserve">Choose it before seeing the result</w:t>
             </w:r>
           </w:p>
         </w:tc>
@@ -4218,7 +4140,7 @@
       <w:tr>
         <w:tc>
           <w:tcPr>
-            <w:tcW w:type="pct" w:w="1366"/>
+            <w:tcW w:type="pct" w:w="1436"/>
             <w:tcMar>
               <w:top w:type="dxa" w:w="50"/>
               <w:left w:type="dxa" w:w="110"/>
@@ -4241,8 +4163,7 @@
         </w:tc>
         <w:tc>
           <w:tcPr>
-            <w:tcW w:type="pct" w:w="2149"/>
-            <w:shd w:fill="FFFFFF" w:val="clear"/>
+            <w:tcW w:type="pct" w:w="2200"/>
             <w:tcMar>
               <w:top w:type="dxa" w:w="50"/>
               <w:left w:type="dxa" w:w="110"/>
@@ -4252,23 +4173,21 @@
           </w:tcPr>
           <w:p>
             <w:pPr>
-              <w:spacing w:before="46" w:after="46"/>
-            </w:pPr>
-            <w:r>
-              <w:rPr>
-                <w:b/>
-                <w:bCs/>
-                <w:color w:val="8186EF"/>
-                <w:sz w:val="14"/>
-                <w:szCs w:val="14"/>
-              </w:rPr>
-              <w:t xml:space="preserve">(3)</w:t>
-            </w:r>
-          </w:p>
-        </w:tc>
-        <w:tc>
-          <w:tcPr>
-            <w:tcW w:type="pct" w:w="1486"/>
+              <w:spacing w:before="28" w:after="28"/>
+            </w:pPr>
+            <w:r>
+              <w:rPr>
+                <w:sz w:val="15"/>
+                <w:szCs w:val="15"/>
+              </w:rPr>
+              <w:t xml:space="preserve">A legend makes the eye travel; a label does not</w:t>
+            </w:r>
+          </w:p>
+        </w:tc>
+        <w:tc>
+          <w:tcPr>
+            <w:tcW w:type="pct" w:w="1364"/>
+            <w:shd w:fill="FFFFFF" w:val="clear"/>
             <w:tcMar>
               <w:top w:type="dxa" w:w="50"/>
               <w:left w:type="dxa" w:w="110"/>
@@ -4278,14 +4197,17 @@
           </w:tcPr>
           <w:p>
             <w:pPr>
-              <w:spacing w:before="28" w:after="28"/>
-            </w:pPr>
-            <w:r>
-              <w:rPr>
-                <w:sz w:val="15"/>
-                <w:szCs w:val="15"/>
-              </w:rPr>
-              <w:t xml:space="preserve">Put the series name at the end of the line</w:t>
+              <w:spacing w:before="46" w:after="46"/>
+            </w:pPr>
+            <w:r>
+              <w:rPr>
+                <w:b/>
+                <w:bCs/>
+                <w:color w:val="8186EF"/>
+                <w:sz w:val="14"/>
+                <w:szCs w:val="14"/>
+              </w:rPr>
+              <w:t xml:space="preserve">(2)</w:t>
             </w:r>
           </w:p>
         </w:tc>
@@ -4293,7 +4215,7 @@
       <w:tr>
         <w:tc>
           <w:tcPr>
-            <w:tcW w:type="pct" w:w="1366"/>
+            <w:tcW w:type="pct" w:w="1436"/>
             <w:shd w:fill="FBFAF6" w:val="clear"/>
             <w:tcMar>
               <w:top w:type="dxa" w:w="50"/>
@@ -4317,8 +4239,8 @@
         </w:tc>
         <w:tc>
           <w:tcPr>
-            <w:tcW w:type="pct" w:w="2149"/>
-            <w:shd w:fill="FBFAF6" w:val="clear"/>
+            <w:tcW w:type="pct" w:w="2200"/>
+            <w:shd w:fill="FFFFFF" w:val="clear"/>
             <w:tcMar>
               <w:top w:type="dxa" w:w="50"/>
               <w:left w:type="dxa" w:w="110"/>
@@ -4328,21 +4250,24 @@
           </w:tcPr>
           <w:p>
             <w:pPr>
-              <w:spacing w:before="28" w:after="28"/>
-            </w:pPr>
-            <w:r>
-              <w:rPr>
-                <w:sz w:val="15"/>
-                <w:szCs w:val="15"/>
-              </w:rPr>
-              <w:t xml:space="preserve">By size, or by time; not by the alphabet</w:t>
-            </w:r>
-          </w:p>
-        </w:tc>
-        <w:tc>
-          <w:tcPr>
-            <w:tcW w:type="pct" w:w="1486"/>
-            <w:shd w:fill="FFFFFF" w:val="clear"/>
+              <w:spacing w:before="46" w:after="46"/>
+            </w:pPr>
+            <w:r>
+              <w:rPr>
+                <w:b/>
+                <w:bCs/>
+                <w:color w:val="8186EF"/>
+                <w:sz w:val="14"/>
+                <w:szCs w:val="14"/>
+              </w:rPr>
+              <w:t xml:space="preserve">(3)</w:t>
+            </w:r>
+          </w:p>
+        </w:tc>
+        <w:tc>
+          <w:tcPr>
+            <w:tcW w:type="pct" w:w="1364"/>
+            <w:shd w:fill="FBFAF6" w:val="clear"/>
             <w:tcMar>
               <w:top w:type="dxa" w:w="50"/>
               <w:left w:type="dxa" w:w="110"/>
@@ -4352,17 +4277,14 @@
           </w:tcPr>
           <w:p>
             <w:pPr>
-              <w:spacing w:before="46" w:after="46"/>
-            </w:pPr>
-            <w:r>
-              <w:rPr>
-                <w:b/>
-                <w:bCs/>
-                <w:color w:val="8186EF"/>
-                <w:sz w:val="14"/>
-                <w:szCs w:val="14"/>
-              </w:rPr>
-              <w:t xml:space="preserve">(4)</w:t>
+              <w:spacing w:before="28" w:after="28"/>
+            </w:pPr>
+            <w:r>
+              <w:rPr>
+                <w:sz w:val="15"/>
+                <w:szCs w:val="15"/>
+              </w:rPr>
+              <w:t xml:space="preserve">Unless the reader will look a category up</w:t>
             </w:r>
           </w:p>
         </w:tc>
@@ -4370,7 +4292,7 @@
       <w:tr>
         <w:tc>
           <w:tcPr>
-            <w:tcW w:type="pct" w:w="1366"/>
+            <w:tcW w:type="pct" w:w="1436"/>
             <w:tcMar>
               <w:top w:type="dxa" w:w="50"/>
               <w:left w:type="dxa" w:w="110"/>
@@ -4393,8 +4315,7 @@
         </w:tc>
         <w:tc>
           <w:tcPr>
-            <w:tcW w:type="pct" w:w="2149"/>
-            <w:shd w:fill="FFFFFF" w:val="clear"/>
+            <w:tcW w:type="pct" w:w="2200"/>
             <w:tcMar>
               <w:top w:type="dxa" w:w="50"/>
               <w:left w:type="dxa" w:w="110"/>
@@ -4404,23 +4325,21 @@
           </w:tcPr>
           <w:p>
             <w:pPr>
-              <w:spacing w:before="46" w:after="46"/>
-            </w:pPr>
-            <w:r>
-              <w:rPr>
-                <w:b/>
-                <w:bCs/>
-                <w:color w:val="8186EF"/>
-                <w:sz w:val="14"/>
-                <w:szCs w:val="14"/>
-              </w:rPr>
-              <w:t xml:space="preserve">(5)</w:t>
-            </w:r>
-          </w:p>
-        </w:tc>
-        <w:tc>
-          <w:tcPr>
-            <w:tcW w:type="pct" w:w="1486"/>
+              <w:spacing w:before="28" w:after="28"/>
+            </w:pPr>
+            <w:r>
+              <w:rPr>
+                <w:sz w:val="15"/>
+                <w:szCs w:val="15"/>
+              </w:rPr>
+              <w:t xml:space="preserve">Gridlines, borders and effects compete with the data</w:t>
+            </w:r>
+          </w:p>
+        </w:tc>
+        <w:tc>
+          <w:tcPr>
+            <w:tcW w:type="pct" w:w="1364"/>
+            <w:shd w:fill="FFFFFF" w:val="clear"/>
             <w:tcMar>
               <w:top w:type="dxa" w:w="50"/>
               <w:left w:type="dxa" w:w="110"/>
@@ -4430,14 +4349,17 @@
           </w:tcPr>
           <w:p>
             <w:pPr>
-              <w:spacing w:before="28" w:after="28"/>
-            </w:pPr>
-            <w:r>
-              <w:rPr>
-                <w:sz w:val="15"/>
-                <w:szCs w:val="15"/>
-              </w:rPr>
-              <w:t xml:space="preserve">Every mark should carry meaning</w:t>
+              <w:spacing w:before="46" w:after="46"/>
+            </w:pPr>
+            <w:r>
+              <w:rPr>
+                <w:b/>
+                <w:bCs/>
+                <w:color w:val="8186EF"/>
+                <w:sz w:val="14"/>
+                <w:szCs w:val="14"/>
+              </w:rPr>
+              <w:t xml:space="preserve">(4)</w:t>
             </w:r>
           </w:p>
         </w:tc>
@@ -4445,7 +4367,7 @@
       <w:tr>
         <w:tc>
           <w:tcPr>
-            <w:tcW w:type="pct" w:w="1366"/>
+            <w:tcW w:type="pct" w:w="1436"/>
             <w:shd w:fill="FBFAF6" w:val="clear"/>
             <w:tcMar>
               <w:top w:type="dxa" w:w="50"/>
@@ -4469,8 +4391,8 @@
         </w:tc>
         <w:tc>
           <w:tcPr>
-            <w:tcW w:type="pct" w:w="2149"/>
-            <w:shd w:fill="FFFFFF" w:val="clear"/>
+            <w:tcW w:type="pct" w:w="2200"/>
+            <w:shd w:fill="FBFAF6" w:val="clear"/>
             <w:tcMar>
               <w:top w:type="dxa" w:w="50"/>
               <w:left w:type="dxa" w:w="110"/>
@@ -4480,24 +4402,21 @@
           </w:tcPr>
           <w:p>
             <w:pPr>
-              <w:spacing w:before="46" w:after="46"/>
-            </w:pPr>
-            <w:r>
-              <w:rPr>
-                <w:b/>
-                <w:bCs/>
-                <w:color w:val="8186EF"/>
-                <w:sz w:val="14"/>
-                <w:szCs w:val="14"/>
-              </w:rPr>
-              <w:t xml:space="preserve">(6)</w:t>
-            </w:r>
-          </w:p>
-        </w:tc>
-        <w:tc>
-          <w:tcPr>
-            <w:tcW w:type="pct" w:w="1486"/>
-            <w:shd w:fill="FBFAF6" w:val="clear"/>
+              <w:spacing w:before="28" w:after="28"/>
+            </w:pPr>
+            <w:r>
+              <w:rPr>
+                <w:sz w:val="15"/>
+                <w:szCs w:val="15"/>
+              </w:rPr>
+              <w:t xml:space="preserve">A chart saying three things usually says none</w:t>
+            </w:r>
+          </w:p>
+        </w:tc>
+        <w:tc>
+          <w:tcPr>
+            <w:tcW w:type="pct" w:w="1364"/>
+            <w:shd w:fill="FFFFFF" w:val="clear"/>
             <w:tcMar>
               <w:top w:type="dxa" w:w="50"/>
               <w:left w:type="dxa" w:w="110"/>
@@ -4507,14 +4426,17 @@
           </w:tcPr>
           <w:p>
             <w:pPr>
-              <w:spacing w:before="28" w:after="28"/>
-            </w:pPr>
-            <w:r>
-              <w:rPr>
-                <w:sz w:val="15"/>
-                <w:szCs w:val="15"/>
-              </w:rPr>
-              <w:t xml:space="preserve">Draw the second chart</w:t>
+              <w:spacing w:before="46" w:after="46"/>
+            </w:pPr>
+            <w:r>
+              <w:rPr>
+                <w:b/>
+                <w:bCs/>
+                <w:color w:val="8186EF"/>
+                <w:sz w:val="14"/>
+                <w:szCs w:val="14"/>
+              </w:rPr>
+              <w:t xml:space="preserve">(5)</w:t>
             </w:r>
           </w:p>
         </w:tc>
@@ -4522,7 +4444,7 @@
       <w:tr>
         <w:tc>
           <w:tcPr>
-            <w:tcW w:type="pct" w:w="1366"/>
+            <w:tcW w:type="pct" w:w="1436"/>
             <w:tcMar>
               <w:top w:type="dxa" w:w="50"/>
               <w:left w:type="dxa" w:w="110"/>
@@ -4545,8 +4467,7 @@
         </w:tc>
         <w:tc>
           <w:tcPr>
-            <w:tcW w:type="pct" w:w="2149"/>
-            <w:shd w:fill="FFFFFF" w:val="clear"/>
+            <w:tcW w:type="pct" w:w="2200"/>
             <w:tcMar>
               <w:top w:type="dxa" w:w="50"/>
               <w:left w:type="dxa" w:w="110"/>
@@ -4556,23 +4477,21 @@
           </w:tcPr>
           <w:p>
             <w:pPr>
-              <w:spacing w:before="46" w:after="46"/>
-            </w:pPr>
-            <w:r>
-              <w:rPr>
-                <w:b/>
-                <w:bCs/>
-                <w:color w:val="8186EF"/>
-                <w:sz w:val="14"/>
-                <w:szCs w:val="14"/>
-              </w:rPr>
-              <w:t xml:space="preserve">(7)</w:t>
-            </w:r>
-          </w:p>
-        </w:tc>
-        <w:tc>
-          <w:tcPr>
-            <w:tcW w:type="pct" w:w="1486"/>
+              <w:spacing w:before="28" w:after="28"/>
+            </w:pPr>
+            <w:r>
+              <w:rPr>
+                <w:sz w:val="15"/>
+                <w:szCs w:val="15"/>
+              </w:rPr>
+              <w:t xml:space="preserve">Sample size, excluded rows, estimated inputs</w:t>
+            </w:r>
+          </w:p>
+        </w:tc>
+        <w:tc>
+          <w:tcPr>
+            <w:tcW w:type="pct" w:w="1364"/>
+            <w:shd w:fill="FFFFFF" w:val="clear"/>
             <w:tcMar>
               <w:top w:type="dxa" w:w="50"/>
               <w:left w:type="dxa" w:w="110"/>
@@ -4582,14 +4501,17 @@
           </w:tcPr>
           <w:p>
             <w:pPr>
-              <w:spacing w:before="28" w:after="28"/>
-            </w:pPr>
-            <w:r>
-              <w:rPr>
-                <w:sz w:val="15"/>
-                <w:szCs w:val="15"/>
-              </w:rPr>
-              <w:t xml:space="preserve">Chapter 17's probabilities were estimates</w:t>
+              <w:spacing w:before="46" w:after="46"/>
+            </w:pPr>
+            <w:r>
+              <w:rPr>
+                <w:b/>
+                <w:bCs/>
+                <w:color w:val="8186EF"/>
+                <w:sz w:val="14"/>
+                <w:szCs w:val="14"/>
+              </w:rPr>
+              <w:t xml:space="preserve">(6)</w:t>
             </w:r>
           </w:p>
         </w:tc>
@@ -4651,7 +4573,7 @@
                 <w:sz w:val="16"/>
                 <w:szCs w:val="16"/>
               </w:rPr>
-              <w:t xml:space="preserve">Sample size, excluded rows, estimated inputs   ·   Stretching a chart vertically steepens every trend   ·   A line chart may start elsewhere, if labelled   ·   Choose it before seeing the result   ·   A chart saying three things usually says none   ·   A legend makes the eye travel; a label does not   ·   Unless the reader will look a category up   ·   Gridlines, borders and effects compete with the data</w:t>
+              <w:t xml:space="preserve">Put the series name at the end of the line   ·   Chapter 17's probabilities were estimates   ·   A line chart may start elsewhere, if labelled   ·   Draw the second chart   ·   Choose it before seeing the result   ·   Every mark should carry meaning   ·   By size, or by time; not by the alphabet</w:t>
             </w:r>
           </w:p>
         </w:tc>
@@ -4678,7 +4600,7 @@
           <w:sz w:val="16"/>
           <w:szCs w:val="16"/>
         </w:rPr>
-        <w:t xml:space="preserve">      gaps 8–14</w:t>
+        <w:t xml:space="preserve">      gaps 7–13</w:t>
       </w:r>
     </w:p>
     <w:p>
@@ -4701,7 +4623,7 @@
           <w:sz w:val="15"/>
           <w:szCs w:val="15"/>
         </w:rPr>
-        <w:t xml:space="preserve"> (8) </w:t>
+        <w:t xml:space="preserve"> (7) </w:t>
       </w:r>
       <w:r>
         <w:rPr>
@@ -4723,7 +4645,14 @@
           <w:sz w:val="19"/>
           <w:szCs w:val="19"/>
         </w:rPr>
-        <w:t xml:space="preserve"> more attention than it </w:t>
+        <w:t xml:space="preserve"> more attention than it usually gets. </w:t>
+      </w:r>
+      <w:r>
+        <w:rPr>
+          <w:sz w:val="19"/>
+          <w:szCs w:val="19"/>
+        </w:rPr>
+        <w:t xml:space="preserve">Stretching a chart vertically steepens every trend in it, and the stretch is </w:t>
       </w:r>
       <w:r>
         <w:rPr>
@@ -4733,7 +4662,7 @@
           <w:sz w:val="15"/>
           <w:szCs w:val="15"/>
         </w:rPr>
-        <w:t xml:space="preserve"> (9) </w:t>
+        <w:t xml:space="preserve"> (8) </w:t>
       </w:r>
       <w:r>
         <w:rPr>
@@ -4755,14 +4684,7 @@
           <w:sz w:val="19"/>
           <w:szCs w:val="19"/>
         </w:rPr>
-        <w:t xml:space="preserve"> gets. </w:t>
-      </w:r>
-      <w:r>
-        <w:rPr>
-          <w:sz w:val="19"/>
-          <w:szCs w:val="19"/>
-        </w:rPr>
-        <w:t xml:space="preserve"/>
+        <w:t xml:space="preserve"> to a reader who never sees the </w:t>
       </w:r>
       <w:r>
         <w:rPr>
@@ -4772,7 +4694,7 @@
           <w:sz w:val="15"/>
           <w:szCs w:val="15"/>
         </w:rPr>
-        <w:t xml:space="preserve"> (10) </w:t>
+        <w:t xml:space="preserve"> (9) </w:t>
       </w:r>
       <w:r>
         <w:rPr>
@@ -4780,7 +4702,7 @@
           <w:sz w:val="19"/>
           <w:szCs w:val="19"/>
         </w:rPr>
-        <w:t xml:space="preserve">            </w:t>
+        <w:t xml:space="preserve">             </w:t>
       </w:r>
       <w:r>
         <w:rPr>
@@ -4794,7 +4716,14 @@
           <w:sz w:val="19"/>
           <w:szCs w:val="19"/>
         </w:rPr>
-        <w:t xml:space="preserve"> a chart vertically steepens every trend in it, and the stretch is invisible to a reader who never sees the </w:t>
+        <w:t xml:space="preserve">. </w:t>
+      </w:r>
+      <w:r>
+        <w:rPr>
+          <w:sz w:val="19"/>
+          <w:szCs w:val="19"/>
+        </w:rPr>
+        <w:t xml:space="preserve">Choosing the </w:t>
       </w:r>
       <w:r>
         <w:rPr>
@@ -4804,7 +4733,7 @@
           <w:sz w:val="15"/>
           <w:szCs w:val="15"/>
         </w:rPr>
-        <w:t xml:space="preserve"> (11) </w:t>
+        <w:t xml:space="preserve"> (10) </w:t>
       </w:r>
       <w:r>
         <w:rPr>
@@ -4826,14 +4755,7 @@
           <w:sz w:val="19"/>
           <w:szCs w:val="19"/>
         </w:rPr>
-        <w:t xml:space="preserve">. </w:t>
-      </w:r>
-      <w:r>
-        <w:rPr>
-          <w:sz w:val="19"/>
-          <w:szCs w:val="19"/>
-        </w:rPr>
-        <w:t xml:space="preserve">Choosing the </w:t>
+        <w:t xml:space="preserve"> before seeing the result removes the </w:t>
       </w:r>
       <w:r>
         <w:rPr>
@@ -4843,7 +4765,7 @@
           <w:sz w:val="15"/>
           <w:szCs w:val="15"/>
         </w:rPr>
-        <w:t xml:space="preserve"> (12) </w:t>
+        <w:t xml:space="preserve"> (11) </w:t>
       </w:r>
       <w:r>
         <w:rPr>
@@ -4851,7 +4773,7 @@
           <w:sz w:val="19"/>
           <w:szCs w:val="19"/>
         </w:rPr>
-        <w:t xml:space="preserve">             </w:t>
+        <w:t xml:space="preserve">            </w:t>
       </w:r>
       <w:r>
         <w:rPr>
@@ -4865,7 +4787,14 @@
           <w:sz w:val="19"/>
           <w:szCs w:val="19"/>
         </w:rPr>
-        <w:t xml:space="preserve"> before seeing the result removes the </w:t>
+        <w:t xml:space="preserve">. </w:t>
+      </w:r>
+      <w:r>
+        <w:rPr>
+          <w:sz w:val="19"/>
+          <w:szCs w:val="19"/>
+        </w:rPr>
+        <w:t xml:space="preserve"/>
       </w:r>
       <w:r>
         <w:rPr>
@@ -4875,7 +4804,7 @@
           <w:sz w:val="15"/>
           <w:szCs w:val="15"/>
         </w:rPr>
-        <w:t xml:space="preserve"> (13) </w:t>
+        <w:t xml:space="preserve"> (12) </w:t>
       </w:r>
       <w:r>
         <w:rPr>
@@ -4883,7 +4812,7 @@
           <w:sz w:val="19"/>
           <w:szCs w:val="19"/>
         </w:rPr>
-        <w:t xml:space="preserve">            </w:t>
+        <w:t xml:space="preserve">           </w:t>
       </w:r>
       <w:r>
         <w:rPr>
@@ -4897,14 +4826,7 @@
           <w:sz w:val="19"/>
           <w:szCs w:val="19"/>
         </w:rPr>
-        <w:t xml:space="preserve">. </w:t>
-      </w:r>
-      <w:r>
-        <w:rPr>
-          <w:sz w:val="19"/>
-          <w:szCs w:val="19"/>
-        </w:rPr>
-        <w:t xml:space="preserve"/>
+        <w:t xml:space="preserve"> what does not inform is the rule that </w:t>
       </w:r>
       <w:r>
         <w:rPr>
@@ -4914,7 +4836,7 @@
           <w:sz w:val="15"/>
           <w:szCs w:val="15"/>
         </w:rPr>
-        <w:t xml:space="preserve"> (14) </w:t>
+        <w:t xml:space="preserve"> (13) </w:t>
       </w:r>
       <w:r>
         <w:rPr>
@@ -4936,7 +4858,7 @@
           <w:sz w:val="19"/>
           <w:szCs w:val="19"/>
         </w:rPr>
-        <w:t xml:space="preserve"> what does not inform is the rule that improves most charts. </w:t>
+        <w:t xml:space="preserve"> most charts. </w:t>
       </w:r>
       <w:r>
         <w:rPr>
@@ -5001,7 +4923,7 @@
                 <w:sz w:val="16"/>
                 <w:szCs w:val="16"/>
               </w:rPr>
-              <w:t xml:space="preserve">temptation   ·   Removing   ·   usually   ·   deserves   ·   Stretching   ·   proportions   ·   attention   ·   alternative</w:t>
+              <w:t xml:space="preserve">Removing   ·   improves   ·   invisible   ·   deserves   ·   alternative   ·   temptation   ·   something   ·   proportions</w:t>
             </w:r>
           </w:p>
         </w:tc>
@@ -5138,7 +5060,7 @@
                 <w:sz w:val="16"/>
                 <w:szCs w:val="16"/>
               </w:rPr>
-              <w:t xml:space="preserve">deserves</w:t>
+              <w:t xml:space="preserve">invisible</w:t>
             </w:r>
           </w:p>
         </w:tc>
@@ -5173,7 +5095,7 @@
                 <w:sz w:val="16"/>
                 <w:szCs w:val="16"/>
               </w:rPr>
-              <w:t xml:space="preserve">Choose it before seeing the result</w:t>
+              <w:t xml:space="preserve">Put the series name at the end of the line</w:t>
             </w:r>
           </w:p>
         </w:tc>
@@ -5206,7 +5128,7 @@
                 <w:sz w:val="16"/>
                 <w:szCs w:val="16"/>
               </w:rPr>
-              <w:t xml:space="preserve">usually</w:t>
+              <w:t xml:space="preserve">alternative</w:t>
             </w:r>
           </w:p>
         </w:tc>
@@ -5241,7 +5163,7 @@
                 <w:sz w:val="16"/>
                 <w:szCs w:val="16"/>
               </w:rPr>
-              <w:t xml:space="preserve">A legend makes the eye travel; a label does not</w:t>
+              <w:t xml:space="preserve">By size, or by time; not by the alphabet</w:t>
             </w:r>
           </w:p>
         </w:tc>
@@ -5274,7 +5196,7 @@
                 <w:sz w:val="16"/>
                 <w:szCs w:val="16"/>
               </w:rPr>
-              <w:t xml:space="preserve">Stretching</w:t>
+              <w:t xml:space="preserve">proportions</w:t>
             </w:r>
           </w:p>
         </w:tc>
@@ -5309,7 +5231,7 @@
                 <w:sz w:val="16"/>
                 <w:szCs w:val="16"/>
               </w:rPr>
-              <w:t xml:space="preserve">Unless the reader will look a category up</w:t>
+              <w:t xml:space="preserve">Every mark should carry meaning</w:t>
             </w:r>
           </w:p>
         </w:tc>
@@ -5342,7 +5264,7 @@
                 <w:sz w:val="16"/>
                 <w:szCs w:val="16"/>
               </w:rPr>
-              <w:t xml:space="preserve">alternative</w:t>
+              <w:t xml:space="preserve">temptation</w:t>
             </w:r>
           </w:p>
         </w:tc>
@@ -5377,7 +5299,7 @@
                 <w:sz w:val="16"/>
                 <w:szCs w:val="16"/>
               </w:rPr>
-              <w:t xml:space="preserve">Gridlines, borders and effects compete with the data</w:t>
+              <w:t xml:space="preserve">Draw the second chart</w:t>
             </w:r>
           </w:p>
         </w:tc>
@@ -5410,7 +5332,7 @@
                 <w:sz w:val="16"/>
                 <w:szCs w:val="16"/>
               </w:rPr>
-              <w:t xml:space="preserve">proportions</w:t>
+              <w:t xml:space="preserve">Removing</w:t>
             </w:r>
           </w:p>
         </w:tc>
@@ -5445,7 +5367,7 @@
                 <w:sz w:val="16"/>
                 <w:szCs w:val="16"/>
               </w:rPr>
-              <w:t xml:space="preserve">A chart saying three things usually says none</w:t>
+              <w:t xml:space="preserve">Chapter 17's probabilities were estimates</w:t>
             </w:r>
           </w:p>
         </w:tc>
@@ -5478,7 +5400,7 @@
                 <w:sz w:val="16"/>
                 <w:szCs w:val="16"/>
               </w:rPr>
-              <w:t xml:space="preserve">temptation</w:t>
+              <w:t xml:space="preserve">improves</w:t>
             </w:r>
           </w:p>
         </w:tc>
@@ -5513,7 +5435,7 @@
                 <w:sz w:val="16"/>
                 <w:szCs w:val="16"/>
               </w:rPr>
-              <w:t xml:space="preserve">Sample size, excluded rows, estimated inputs</w:t>
+              <w:t xml:space="preserve">deserves</w:t>
             </w:r>
           </w:p>
         </w:tc>
@@ -5529,24 +5451,14 @@
           </w:tcPr>
           <w:p>
             <w:pPr>
-              <w:spacing w:before="12" w:after="12"/>
-            </w:pPr>
-            <w:r>
-              <w:rPr>
-                <w:b/>
-                <w:bCs/>
-                <w:color w:val="8186EF"/>
-                <w:sz w:val="16"/>
-                <w:szCs w:val="16"/>
-              </w:rPr>
-              <w:t xml:space="preserve">14  </w:t>
-            </w:r>
-            <w:r>
-              <w:rPr>
-                <w:sz w:val="16"/>
-                <w:szCs w:val="16"/>
-              </w:rPr>
-              <w:t xml:space="preserve">Removing</w:t>
+              <w:spacing w:before="24" w:after="24"/>
+            </w:pPr>
+            <w:r>
+              <w:rPr>
+                <w:sz w:val="16"/>
+                <w:szCs w:val="16"/>
+              </w:rPr>
+              <w:t xml:space="preserve"/>
             </w:r>
           </w:p>
         </w:tc>
@@ -5690,9 +5602,9 @@
         </w:tblBorders>
       </w:tblPr>
       <w:tblGrid>
-        <w:gridCol w:w="2244"/>
-        <w:gridCol w:w="3892"/>
-        <w:gridCol w:w="3464"/>
+        <w:gridCol w:w="2203"/>
+        <w:gridCol w:w="4224"/>
+        <w:gridCol w:w="3173"/>
       </w:tblGrid>
       <w:tr>
         <w:tc>
@@ -5727,7 +5639,7 @@
       <w:tr>
         <w:tc>
           <w:tcPr>
-            <w:tcW w:type="pct" w:w="1169"/>
+            <w:tcW w:type="pct" w:w="1148"/>
             <w:shd w:fill="353A7C" w:val="clear"/>
             <w:tcMar>
               <w:top w:type="dxa" w:w="50"/>
@@ -5754,7 +5666,7 @@
         </w:tc>
         <w:tc>
           <w:tcPr>
-            <w:tcW w:type="pct" w:w="2027"/>
+            <w:tcW w:type="pct" w:w="2200"/>
             <w:shd w:fill="353A7C" w:val="clear"/>
             <w:tcMar>
               <w:top w:type="dxa" w:w="50"/>
@@ -5781,7 +5693,7 @@
         </w:tc>
         <w:tc>
           <w:tcPr>
-            <w:tcW w:type="pct" w:w="1804"/>
+            <w:tcW w:type="pct" w:w="1652"/>
             <w:shd w:fill="353A7C" w:val="clear"/>
             <w:tcMar>
               <w:top w:type="dxa" w:w="50"/>
@@ -5810,7 +5722,7 @@
       <w:tr>
         <w:tc>
           <w:tcPr>
-            <w:tcW w:type="pct" w:w="1169"/>
+            <w:tcW w:type="pct" w:w="1148"/>
             <w:tcMar>
               <w:top w:type="dxa" w:w="50"/>
               <w:left w:type="dxa" w:w="110"/>
@@ -5833,7 +5745,7 @@
         </w:tc>
         <w:tc>
           <w:tcPr>
-            <w:tcW w:type="pct" w:w="2027"/>
+            <w:tcW w:type="pct" w:w="2200"/>
             <w:tcMar>
               <w:top w:type="dxa" w:w="50"/>
               <w:left w:type="dxa" w:w="110"/>
@@ -5850,45 +5762,13 @@
                 <w:sz w:val="15"/>
                 <w:szCs w:val="15"/>
               </w:rPr>
-              <w:t xml:space="preserve">A </w:t>
-            </w:r>
-            <w:r>
-              <w:rPr>
-                <w:b/>
-                <w:bCs/>
-                <w:color w:val="8186EF"/>
-                <w:sz w:val="14"/>
-                <w:szCs w:val="14"/>
-              </w:rPr>
-              <w:t xml:space="preserve"> (1) </w:t>
-            </w:r>
-            <w:r>
-              <w:rPr>
-                <w:u w:val="single"/>
-                <w:sz w:val="15"/>
-                <w:szCs w:val="15"/>
-              </w:rPr>
-              <w:t xml:space="preserve">              </w:t>
-            </w:r>
-            <w:r>
-              <w:rPr>
-                <w:sz w:val="15"/>
-                <w:szCs w:val="15"/>
-              </w:rPr>
-              <w:t xml:space="preserve"> </w:t>
-            </w:r>
-            <w:r>
-              <w:rPr>
-                <w:sz w:val="15"/>
-                <w:szCs w:val="15"/>
-              </w:rPr>
-              <w:t xml:space="preserve"> visible in a second would take minutes in a table</w:t>
-            </w:r>
-          </w:p>
-        </w:tc>
-        <w:tc>
-          <w:tcPr>
-            <w:tcW w:type="pct" w:w="1804"/>
+              <w:t xml:space="preserve">A pattern visible in a second would take minutes in a table</w:t>
+            </w:r>
+          </w:p>
+        </w:tc>
+        <w:tc>
+          <w:tcPr>
+            <w:tcW w:type="pct" w:w="1652"/>
             <w:tcMar>
               <w:top w:type="dxa" w:w="50"/>
               <w:left w:type="dxa" w:w="110"/>
@@ -5913,7 +5793,7 @@
       <w:tr>
         <w:tc>
           <w:tcPr>
-            <w:tcW w:type="pct" w:w="1169"/>
+            <w:tcW w:type="pct" w:w="1148"/>
             <w:shd w:fill="FBFAF6" w:val="clear"/>
             <w:tcMar>
               <w:top w:type="dxa" w:w="50"/>
@@ -5937,8 +5817,8 @@
         </w:tc>
         <w:tc>
           <w:tcPr>
-            <w:tcW w:type="pct" w:w="2027"/>
-            <w:shd w:fill="FFFFFF" w:val="clear"/>
+            <w:tcW w:type="pct" w:w="2200"/>
+            <w:shd w:fill="FBFAF6" w:val="clear"/>
             <w:tcMar>
               <w:top w:type="dxa" w:w="50"/>
               <w:left w:type="dxa" w:w="110"/>
@@ -5948,24 +5828,21 @@
           </w:tcPr>
           <w:p>
             <w:pPr>
-              <w:spacing w:before="46" w:after="46"/>
-            </w:pPr>
-            <w:r>
-              <w:rPr>
-                <w:b/>
-                <w:bCs/>
-                <w:color w:val="8186EF"/>
-                <w:sz w:val="14"/>
-                <w:szCs w:val="14"/>
-              </w:rPr>
-              <w:t xml:space="preserve">(2)</w:t>
-            </w:r>
-          </w:p>
-        </w:tc>
-        <w:tc>
-          <w:tcPr>
-            <w:tcW w:type="pct" w:w="1804"/>
-            <w:shd w:fill="FBFAF6" w:val="clear"/>
+              <w:spacing w:before="28" w:after="28"/>
+            </w:pPr>
+            <w:r>
+              <w:rPr>
+                <w:sz w:val="15"/>
+                <w:szCs w:val="15"/>
+              </w:rPr>
+              <w:t xml:space="preserve">A board reads a chart it would not read as output</w:t>
+            </w:r>
+          </w:p>
+        </w:tc>
+        <w:tc>
+          <w:tcPr>
+            <w:tcW w:type="pct" w:w="1652"/>
+            <w:shd w:fill="FFFFFF" w:val="clear"/>
             <w:tcMar>
               <w:top w:type="dxa" w:w="50"/>
               <w:left w:type="dxa" w:w="110"/>
@@ -5975,14 +5852,17 @@
           </w:tcPr>
           <w:p>
             <w:pPr>
-              <w:spacing w:before="28" w:after="28"/>
-            </w:pPr>
-            <w:r>
-              <w:rPr>
-                <w:sz w:val="15"/>
-                <w:szCs w:val="15"/>
-              </w:rPr>
-              <w:t xml:space="preserve">It can imply precision the data lacks</w:t>
+              <w:spacing w:before="46" w:after="46"/>
+            </w:pPr>
+            <w:r>
+              <w:rPr>
+                <w:b/>
+                <w:bCs/>
+                <w:color w:val="8186EF"/>
+                <w:sz w:val="14"/>
+                <w:szCs w:val="14"/>
+              </w:rPr>
+              <w:t xml:space="preserve">(1)</w:t>
             </w:r>
           </w:p>
         </w:tc>
@@ -5990,7 +5870,7 @@
       <w:tr>
         <w:tc>
           <w:tcPr>
-            <w:tcW w:type="pct" w:w="1169"/>
+            <w:tcW w:type="pct" w:w="1148"/>
             <w:tcMar>
               <w:top w:type="dxa" w:w="50"/>
               <w:left w:type="dxa" w:w="110"/>
@@ -6013,7 +5893,7 @@
         </w:tc>
         <w:tc>
           <w:tcPr>
-            <w:tcW w:type="pct" w:w="2027"/>
+            <w:tcW w:type="pct" w:w="2200"/>
             <w:tcMar>
               <w:top w:type="dxa" w:w="50"/>
               <w:left w:type="dxa" w:w="110"/>
@@ -6036,7 +5916,7 @@
         </w:tc>
         <w:tc>
           <w:tcPr>
-            <w:tcW w:type="pct" w:w="1804"/>
+            <w:tcW w:type="pct" w:w="1652"/>
             <w:shd w:fill="FFFFFF" w:val="clear"/>
             <w:tcMar>
               <w:top w:type="dxa" w:w="50"/>
@@ -6057,7 +5937,7 @@
                 <w:sz w:val="14"/>
                 <w:szCs w:val="14"/>
               </w:rPr>
-              <w:t xml:space="preserve">(3)</w:t>
+              <w:t xml:space="preserve">(2)</w:t>
             </w:r>
           </w:p>
         </w:tc>
@@ -6065,7 +5945,7 @@
       <w:tr>
         <w:tc>
           <w:tcPr>
-            <w:tcW w:type="pct" w:w="1169"/>
+            <w:tcW w:type="pct" w:w="1148"/>
             <w:shd w:fill="FBFAF6" w:val="clear"/>
             <w:tcMar>
               <w:top w:type="dxa" w:w="50"/>
@@ -6089,7 +5969,7 @@
         </w:tc>
         <w:tc>
           <w:tcPr>
-            <w:tcW w:type="pct" w:w="2027"/>
+            <w:tcW w:type="pct" w:w="2200"/>
             <w:shd w:fill="FFFFFF" w:val="clear"/>
             <w:tcMar>
               <w:top w:type="dxa" w:w="50"/>
@@ -6110,13 +5990,13 @@
                 <w:sz w:val="14"/>
                 <w:szCs w:val="14"/>
               </w:rPr>
-              <w:t xml:space="preserve">(4)</w:t>
-            </w:r>
-          </w:p>
-        </w:tc>
-        <w:tc>
-          <w:tcPr>
-            <w:tcW w:type="pct" w:w="1804"/>
+              <w:t xml:space="preserve">(3)</w:t>
+            </w:r>
+          </w:p>
+        </w:tc>
+        <w:tc>
+          <w:tcPr>
+            <w:tcW w:type="pct" w:w="1652"/>
             <w:shd w:fill="FBFAF6" w:val="clear"/>
             <w:tcMar>
               <w:top w:type="dxa" w:w="50"/>
@@ -6142,7 +6022,7 @@
       <w:tr>
         <w:tc>
           <w:tcPr>
-            <w:tcW w:type="pct" w:w="1169"/>
+            <w:tcW w:type="pct" w:w="1148"/>
             <w:tcMar>
               <w:top w:type="dxa" w:w="50"/>
               <w:left w:type="dxa" w:w="110"/>
@@ -6165,7 +6045,7 @@
         </w:tc>
         <w:tc>
           <w:tcPr>
-            <w:tcW w:type="pct" w:w="2027"/>
+            <w:tcW w:type="pct" w:w="2200"/>
             <w:tcMar>
               <w:top w:type="dxa" w:w="50"/>
               <w:left w:type="dxa" w:w="110"/>
@@ -6188,7 +6068,7 @@
         </w:tc>
         <w:tc>
           <w:tcPr>
-            <w:tcW w:type="pct" w:w="1804"/>
+            <w:tcW w:type="pct" w:w="1652"/>
             <w:shd w:fill="FFFFFF" w:val="clear"/>
             <w:tcMar>
               <w:top w:type="dxa" w:w="50"/>
@@ -6209,7 +6089,7 @@
                 <w:sz w:val="14"/>
                 <w:szCs w:val="14"/>
               </w:rPr>
-              <w:t xml:space="preserve">(5)</w:t>
+              <w:t xml:space="preserve">(4)</w:t>
             </w:r>
           </w:p>
         </w:tc>
@@ -6217,7 +6097,7 @@
       <w:tr>
         <w:tc>
           <w:tcPr>
-            <w:tcW w:type="pct" w:w="1169"/>
+            <w:tcW w:type="pct" w:w="1148"/>
             <w:shd w:fill="FBFAF6" w:val="clear"/>
             <w:tcMar>
               <w:top w:type="dxa" w:w="50"/>
@@ -6241,7 +6121,7 @@
         </w:tc>
         <w:tc>
           <w:tcPr>
-            <w:tcW w:type="pct" w:w="2027"/>
+            <w:tcW w:type="pct" w:w="2200"/>
             <w:shd w:fill="FBFAF6" w:val="clear"/>
             <w:tcMar>
               <w:top w:type="dxa" w:w="50"/>
@@ -6265,7 +6145,7 @@
         </w:tc>
         <w:tc>
           <w:tcPr>
-            <w:tcW w:type="pct" w:w="1804"/>
+            <w:tcW w:type="pct" w:w="1652"/>
             <w:shd w:fill="FFFFFF" w:val="clear"/>
             <w:tcMar>
               <w:top w:type="dxa" w:w="50"/>
@@ -6286,7 +6166,7 @@
                 <w:sz w:val="14"/>
                 <w:szCs w:val="14"/>
               </w:rPr>
-              <w:t xml:space="preserve">(6)</w:t>
+              <w:t xml:space="preserve">(5)</w:t>
             </w:r>
           </w:p>
         </w:tc>
@@ -6348,7 +6228,7 @@
                 <w:sz w:val="16"/>
                 <w:szCs w:val="16"/>
               </w:rPr>
-              <w:t xml:space="preserve">It never establishes cause   ·   pattern   ·   A wrong shape is remembered just as well   ·   Thousands of trials in one picture   ·   It can suggest patterns that are coincidence   ·   A board reads a chart it would not read as output   ·   scatter plot</w:t>
+              <w:t xml:space="preserve">The claim and its evidence sit together   ·   It can imply precision the data lacks   ·   It never establishes cause   ·   A wrong shape is remembered just as well   ·   Thousands of trials in one picture   ·   It can suggest patterns that are coincidence</w:t>
             </w:r>
           </w:p>
         </w:tc>
@@ -6375,7 +6255,7 @@
           <w:sz w:val="16"/>
           <w:szCs w:val="16"/>
         </w:rPr>
-        <w:t xml:space="preserve">      gaps 7–12</w:t>
+        <w:t xml:space="preserve">      gaps 6–11</w:t>
       </w:r>
     </w:p>
     <w:p>
@@ -6388,7 +6268,7 @@
           <w:sz w:val="19"/>
           <w:szCs w:val="19"/>
         </w:rPr>
-        <w:t xml:space="preserve">The first pair carries the </w:t>
+        <w:t xml:space="preserve">The first pair </w:t>
       </w:r>
       <w:r>
         <w:rPr>
@@ -6398,7 +6278,7 @@
           <w:sz w:val="15"/>
           <w:szCs w:val="15"/>
         </w:rPr>
-        <w:t xml:space="preserve"> (7) </w:t>
+        <w:t xml:space="preserve"> (6) </w:t>
       </w:r>
       <w:r>
         <w:rPr>
@@ -6420,14 +6300,21 @@
           <w:sz w:val="19"/>
           <w:szCs w:val="19"/>
         </w:rPr>
-        <w:t xml:space="preserve">. </w:t>
-      </w:r>
-      <w:r>
-        <w:rPr>
-          <w:sz w:val="19"/>
-          <w:szCs w:val="19"/>
-        </w:rPr>
-        <w:t xml:space="preserve">The eye reads a </w:t>
+        <w:t xml:space="preserve"> the argument. </w:t>
+      </w:r>
+      <w:r>
+        <w:rPr>
+          <w:sz w:val="19"/>
+          <w:szCs w:val="19"/>
+        </w:rPr>
+        <w:t xml:space="preserve">The eye reads a pattern in a second that a table would take minutes to yield. </w:t>
+      </w:r>
+      <w:r>
+        <w:rPr>
+          <w:sz w:val="19"/>
+          <w:szCs w:val="19"/>
+        </w:rPr>
+        <w:t xml:space="preserve">That same speed is why a distorted chart </w:t>
       </w:r>
       <w:r>
         <w:rPr>
@@ -6437,7 +6324,7 @@
           <w:sz w:val="15"/>
           <w:szCs w:val="15"/>
         </w:rPr>
-        <w:t xml:space="preserve"> (8) </w:t>
+        <w:t xml:space="preserve"> (7) </w:t>
       </w:r>
       <w:r>
         <w:rPr>
@@ -6459,14 +6346,7 @@
           <w:sz w:val="19"/>
           <w:szCs w:val="19"/>
         </w:rPr>
-        <w:t xml:space="preserve"> in a second that a table would take minutes to yield. </w:t>
-      </w:r>
-      <w:r>
-        <w:rPr>
-          <w:sz w:val="19"/>
-          <w:szCs w:val="19"/>
-        </w:rPr>
-        <w:t xml:space="preserve">That same speed is why a </w:t>
+        <w:t xml:space="preserve"> before anybody has </w:t>
       </w:r>
       <w:r>
         <w:rPr>
@@ -6476,7 +6356,7 @@
           <w:sz w:val="15"/>
           <w:szCs w:val="15"/>
         </w:rPr>
-        <w:t xml:space="preserve"> (9) </w:t>
+        <w:t xml:space="preserve"> (8) </w:t>
       </w:r>
       <w:r>
         <w:rPr>
@@ -6498,14 +6378,14 @@
           <w:sz w:val="19"/>
           <w:szCs w:val="19"/>
         </w:rPr>
-        <w:t xml:space="preserve"> chart persuades before anybody has checked the axis. </w:t>
-      </w:r>
-      <w:r>
-        <w:rPr>
-          <w:sz w:val="19"/>
-          <w:szCs w:val="19"/>
-        </w:rPr>
-        <w:t xml:space="preserve">Speed is the </w:t>
+        <w:t xml:space="preserve"> the axis. </w:t>
+      </w:r>
+      <w:r>
+        <w:rPr>
+          <w:sz w:val="19"/>
+          <w:szCs w:val="19"/>
+        </w:rPr>
+        <w:t xml:space="preserve">Speed is the benefit and the </w:t>
       </w:r>
       <w:r>
         <w:rPr>
@@ -6515,7 +6395,7 @@
           <w:sz w:val="15"/>
           <w:szCs w:val="15"/>
         </w:rPr>
-        <w:t xml:space="preserve"> (10) </w:t>
+        <w:t xml:space="preserve"> (9) </w:t>
       </w:r>
       <w:r>
         <w:rPr>
@@ -6537,14 +6417,14 @@
           <w:sz w:val="19"/>
           <w:szCs w:val="19"/>
         </w:rPr>
-        <w:t xml:space="preserve"> and the danger together. </w:t>
-      </w:r>
-      <w:r>
-        <w:rPr>
-          <w:sz w:val="19"/>
-          <w:szCs w:val="19"/>
-        </w:rPr>
-        <w:t xml:space="preserve">The last </w:t>
+        <w:t xml:space="preserve"> together. </w:t>
+      </w:r>
+      <w:r>
+        <w:rPr>
+          <w:sz w:val="19"/>
+          <w:szCs w:val="19"/>
+        </w:rPr>
+        <w:t xml:space="preserve">The last limitation is the one Part IV has </w:t>
       </w:r>
       <w:r>
         <w:rPr>
@@ -6554,7 +6434,7 @@
           <w:sz w:val="15"/>
           <w:szCs w:val="15"/>
         </w:rPr>
-        <w:t xml:space="preserve"> (11) </w:t>
+        <w:t xml:space="preserve"> (10) </w:t>
       </w:r>
       <w:r>
         <w:rPr>
@@ -6562,7 +6442,7 @@
           <w:sz w:val="19"/>
           <w:szCs w:val="19"/>
         </w:rPr>
-        <w:t xml:space="preserve">            </w:t>
+        <w:t xml:space="preserve">           </w:t>
       </w:r>
       <w:r>
         <w:rPr>
@@ -6576,7 +6456,7 @@
           <w:sz w:val="19"/>
           <w:szCs w:val="19"/>
         </w:rPr>
-        <w:t xml:space="preserve"> is the one Part IV has repeated. </w:t>
+        <w:t xml:space="preserve">. </w:t>
       </w:r>
       <w:r>
         <w:rPr>
@@ -6593,7 +6473,7 @@
           <w:sz w:val="15"/>
           <w:szCs w:val="15"/>
         </w:rPr>
-        <w:t xml:space="preserve"> (12) </w:t>
+        <w:t xml:space="preserve"> (11) </w:t>
       </w:r>
       <w:r>
         <w:rPr>
@@ -6673,7 +6553,7 @@
                 <w:sz w:val="16"/>
                 <w:szCs w:val="16"/>
               </w:rPr>
-              <w:t xml:space="preserve">benefit   ·   limitation   ·   argument   ·   association   ·   showing   ·   distorted   ·   pattern</w:t>
+              <w:t xml:space="preserve">danger   ·   repeated   ·   carries   ·   association   ·   together   ·   checked   ·   persuades</w:t>
             </w:r>
           </w:p>
         </w:tc>
@@ -6777,7 +6657,7 @@
                 <w:sz w:val="16"/>
                 <w:szCs w:val="16"/>
               </w:rPr>
-              <w:t xml:space="preserve">pattern</w:t>
+              <w:t xml:space="preserve">It can imply precision the data lacks</w:t>
             </w:r>
           </w:p>
         </w:tc>
@@ -6810,7 +6690,7 @@
                 <w:sz w:val="16"/>
                 <w:szCs w:val="16"/>
               </w:rPr>
-              <w:t xml:space="preserve">argument</w:t>
+              <w:t xml:space="preserve">persuades</w:t>
             </w:r>
           </w:p>
         </w:tc>
@@ -6845,7 +6725,7 @@
                 <w:sz w:val="16"/>
                 <w:szCs w:val="16"/>
               </w:rPr>
-              <w:t xml:space="preserve">A board reads a chart it would not read as output</w:t>
+              <w:t xml:space="preserve">It can suggest patterns that are coincidence</w:t>
             </w:r>
           </w:p>
         </w:tc>
@@ -6878,7 +6758,7 @@
                 <w:sz w:val="16"/>
                 <w:szCs w:val="16"/>
               </w:rPr>
-              <w:t xml:space="preserve">pattern</w:t>
+              <w:t xml:space="preserve">checked</w:t>
             </w:r>
           </w:p>
         </w:tc>
@@ -6913,7 +6793,7 @@
                 <w:sz w:val="16"/>
                 <w:szCs w:val="16"/>
               </w:rPr>
-              <w:t xml:space="preserve">It can suggest patterns that are coincidence</w:t>
+              <w:t xml:space="preserve">Thousands of trials in one picture</w:t>
             </w:r>
           </w:p>
         </w:tc>
@@ -6946,7 +6826,7 @@
                 <w:sz w:val="16"/>
                 <w:szCs w:val="16"/>
               </w:rPr>
-              <w:t xml:space="preserve">distorted</w:t>
+              <w:t xml:space="preserve">danger</w:t>
             </w:r>
           </w:p>
         </w:tc>
@@ -6981,7 +6861,7 @@
                 <w:sz w:val="16"/>
                 <w:szCs w:val="16"/>
               </w:rPr>
-              <w:t xml:space="preserve">Thousands of trials in one picture</w:t>
+              <w:t xml:space="preserve">A wrong shape is remembered just as well</w:t>
             </w:r>
           </w:p>
         </w:tc>
@@ -7014,7 +6894,7 @@
                 <w:sz w:val="16"/>
                 <w:szCs w:val="16"/>
               </w:rPr>
-              <w:t xml:space="preserve">benefit</w:t>
+              <w:t xml:space="preserve">repeated</w:t>
             </w:r>
           </w:p>
         </w:tc>
@@ -7049,7 +6929,7 @@
                 <w:sz w:val="16"/>
                 <w:szCs w:val="16"/>
               </w:rPr>
-              <w:t xml:space="preserve">A wrong shape is remembered just as well</w:t>
+              <w:t xml:space="preserve">It never establishes cause</w:t>
             </w:r>
           </w:p>
         </w:tc>
@@ -7082,7 +6962,7 @@
                 <w:sz w:val="16"/>
                 <w:szCs w:val="16"/>
               </w:rPr>
-              <w:t xml:space="preserve">limitation</w:t>
+              <w:t xml:space="preserve">association</w:t>
             </w:r>
           </w:p>
         </w:tc>
@@ -7117,7 +6997,7 @@
                 <w:sz w:val="16"/>
                 <w:szCs w:val="16"/>
               </w:rPr>
-              <w:t xml:space="preserve">It never establishes cause</w:t>
+              <w:t xml:space="preserve">carries</w:t>
             </w:r>
           </w:p>
         </w:tc>
@@ -7133,24 +7013,14 @@
           </w:tcPr>
           <w:p>
             <w:pPr>
-              <w:spacing w:before="12" w:after="12"/>
-            </w:pPr>
-            <w:r>
-              <w:rPr>
-                <w:b/>
-                <w:bCs/>
-                <w:color w:val="8186EF"/>
-                <w:sz w:val="16"/>
-                <w:szCs w:val="16"/>
-              </w:rPr>
-              <w:t xml:space="preserve">12  </w:t>
-            </w:r>
-            <w:r>
-              <w:rPr>
-                <w:sz w:val="16"/>
-                <w:szCs w:val="16"/>
-              </w:rPr>
-              <w:t xml:space="preserve">association</w:t>
+              <w:spacing w:before="24" w:after="24"/>
+            </w:pPr>
+            <w:r>
+              <w:rPr>
+                <w:sz w:val="16"/>
+                <w:szCs w:val="16"/>
+              </w:rPr>
+              <w:t xml:space="preserve"/>
             </w:r>
           </w:p>
         </w:tc>
@@ -8555,7 +8425,7 @@
           <w:sz w:val="19"/>
           <w:szCs w:val="19"/>
         </w:rPr>
-        <w:t xml:space="preserve">F.4.cc is a Level C </w:t>
+        <w:t xml:space="preserve">F.4.cc is a Level C outcome, so the exam asks you to choose between </w:t>
       </w:r>
       <w:r>
         <w:rPr>
@@ -8573,7 +8443,7 @@
           <w:sz w:val="19"/>
           <w:szCs w:val="19"/>
         </w:rPr>
-        <w:t xml:space="preserve">           </w:t>
+        <w:t xml:space="preserve">               </w:t>
       </w:r>
       <w:r>
         <w:rPr>
@@ -8587,7 +8457,7 @@
           <w:sz w:val="19"/>
           <w:szCs w:val="19"/>
         </w:rPr>
-        <w:t xml:space="preserve">, so the exam asks you to choose between </w:t>
+        <w:t xml:space="preserve"> options and </w:t>
       </w:r>
       <w:r>
         <w:rPr>
@@ -8605,7 +8475,7 @@
           <w:sz w:val="19"/>
           <w:szCs w:val="19"/>
         </w:rPr>
-        <w:t xml:space="preserve">               </w:t>
+        <w:t xml:space="preserve">           </w:t>
       </w:r>
       <w:r>
         <w:rPr>
@@ -8619,7 +8489,7 @@
           <w:sz w:val="19"/>
           <w:szCs w:val="19"/>
         </w:rPr>
-        <w:t xml:space="preserve"> options and defend the choice. </w:t>
+        <w:t xml:space="preserve"> the choice. </w:t>
       </w:r>
       <w:r>
         <w:rPr>
@@ -8924,7 +8794,7 @@
           <w:sz w:val="19"/>
           <w:szCs w:val="19"/>
         </w:rPr>
-        <w:t xml:space="preserve">A </w:t>
+        <w:t xml:space="preserve">A histogram of the simulated outcomes, as, with the fifth and </w:t>
       </w:r>
       <w:r>
         <w:rPr>
@@ -8942,7 +8812,7 @@
           <w:sz w:val="19"/>
           <w:szCs w:val="19"/>
         </w:rPr>
-        <w:t xml:space="preserve">           </w:t>
+        <w:t xml:space="preserve">              </w:t>
       </w:r>
       <w:r>
         <w:rPr>
@@ -8956,7 +8826,7 @@
           <w:sz w:val="19"/>
           <w:szCs w:val="19"/>
         </w:rPr>
-        <w:t xml:space="preserve"> of the simulated outcomes, as, with the fifth and </w:t>
+        <w:t xml:space="preserve"> percentiles marked and the </w:t>
       </w:r>
       <w:r>
         <w:rPr>
@@ -8974,7 +8844,7 @@
           <w:sz w:val="19"/>
           <w:szCs w:val="19"/>
         </w:rPr>
-        <w:t xml:space="preserve">              </w:t>
+        <w:t xml:space="preserve">            </w:t>
       </w:r>
       <w:r>
         <w:rPr>
@@ -8988,7 +8858,7 @@
           <w:sz w:val="19"/>
           <w:szCs w:val="19"/>
         </w:rPr>
-        <w:t xml:space="preserve"> percentiles marked and the fixed-cost line drawn across it. </w:t>
+        <w:t xml:space="preserve"> line drawn across it. </w:t>
       </w:r>
       <w:r>
         <w:rPr>
@@ -9053,7 +8923,7 @@
                 <w:sz w:val="16"/>
                 <w:szCs w:val="16"/>
               </w:rPr>
-              <w:t xml:space="preserve">results   ·   director   ·   ninety-fifth   ·   started   ·   contribute   ·   communicates   ·   histogram   ·   follows   ·   because   ·   expansion   ·   visualization   ·   provoked   ·   outcome</w:t>
+              <w:t xml:space="preserve">results   ·   director   ·   fixed-cost   ·   estimated   ·   contribute   ·   communicates   ·   ninety-fifth   ·   follows   ·   because   ·   expansion   ·   defend   ·   provoked   ·   visualization</w:t>
             </w:r>
           </w:p>
         </w:tc>
@@ -9093,7 +8963,7 @@
           <w:sz w:val="19"/>
           <w:szCs w:val="19"/>
         </w:rPr>
-        <w:t xml:space="preserve">Not '</w:t>
+        <w:t xml:space="preserve">Not 'Distribution of simulated </w:t>
       </w:r>
       <w:r>
         <w:rPr>
@@ -9125,7 +8995,14 @@
           <w:sz w:val="19"/>
           <w:szCs w:val="19"/>
         </w:rPr>
-        <w:t xml:space="preserve"> of simulated </w:t>
+        <w:t xml:space="preserve">'. </w:t>
+      </w:r>
+      <w:r>
+        <w:rPr>
+          <w:sz w:val="19"/>
+          <w:szCs w:val="19"/>
+        </w:rPr>
+        <w:t xml:space="preserve"/>
       </w:r>
       <w:r>
         <w:rPr>
@@ -9143,7 +9020,7 @@
           <w:sz w:val="19"/>
           <w:szCs w:val="19"/>
         </w:rPr>
-        <w:t xml:space="preserve">              </w:t>
+        <w:t xml:space="preserve">           </w:t>
       </w:r>
       <w:r>
         <w:rPr>
@@ -9157,14 +9034,7 @@
           <w:sz w:val="19"/>
           <w:szCs w:val="19"/>
         </w:rPr>
-        <w:t xml:space="preserve">'. </w:t>
-      </w:r>
-      <w:r>
-        <w:rPr>
-          <w:sz w:val="19"/>
-          <w:szCs w:val="19"/>
-        </w:rPr>
-        <w:t xml:space="preserve"/>
+        <w:t xml:space="preserve"> closer to: even the </w:t>
       </w:r>
       <w:r>
         <w:rPr>
@@ -9182,7 +9052,7 @@
           <w:sz w:val="19"/>
           <w:szCs w:val="19"/>
         </w:rPr>
-        <w:t xml:space="preserve">           </w:t>
+        <w:t xml:space="preserve">             </w:t>
       </w:r>
       <w:r>
         <w:rPr>
@@ -9196,7 +9066,14 @@
           <w:sz w:val="19"/>
           <w:szCs w:val="19"/>
         </w:rPr>
-        <w:t xml:space="preserve"> closer to: even the </w:t>
+        <w:t xml:space="preserve"> tenth of outcomes covers the fixed cost. </w:t>
+      </w:r>
+      <w:r>
+        <w:rPr>
+          <w:sz w:val="19"/>
+          <w:szCs w:val="19"/>
+        </w:rPr>
+        <w:t xml:space="preserve">That is the finding, and the chart </w:t>
       </w:r>
       <w:r>
         <w:rPr>
@@ -9214,7 +9091,7 @@
           <w:sz w:val="19"/>
           <w:szCs w:val="19"/>
         </w:rPr>
-        <w:t xml:space="preserve">             </w:t>
+        <w:t xml:space="preserve">           </w:t>
       </w:r>
       <w:r>
         <w:rPr>
@@ -9228,14 +9105,14 @@
           <w:sz w:val="19"/>
           <w:szCs w:val="19"/>
         </w:rPr>
-        <w:t xml:space="preserve"> tenth of outcomes covers the fixed cost. </w:t>
-      </w:r>
-      <w:r>
-        <w:rPr>
-          <w:sz w:val="19"/>
-          <w:szCs w:val="19"/>
-        </w:rPr>
-        <w:t xml:space="preserve">That is the </w:t>
+        <w:t xml:space="preserve"> to show that it is true. </w:t>
+      </w:r>
+      <w:r>
+        <w:rPr>
+          <w:sz w:val="19"/>
+          <w:szCs w:val="19"/>
+        </w:rPr>
+        <w:t xml:space="preserve">A line under the chart recording that the </w:t>
       </w:r>
       <w:r>
         <w:rPr>
@@ -9253,7 +9130,7 @@
           <w:sz w:val="19"/>
           <w:szCs w:val="19"/>
         </w:rPr>
-        <w:t xml:space="preserve">           </w:t>
+        <w:t xml:space="preserve">               </w:t>
       </w:r>
       <w:r>
         <w:rPr>
@@ -9267,7 +9144,7 @@
           <w:sz w:val="19"/>
           <w:szCs w:val="19"/>
         </w:rPr>
-        <w:t xml:space="preserve">, and the chart </w:t>
+        <w:t xml:space="preserve"> were estimated by </w:t>
       </w:r>
       <w:r>
         <w:rPr>
@@ -9285,7 +9162,7 @@
           <w:sz w:val="19"/>
           <w:szCs w:val="19"/>
         </w:rPr>
-        <w:t xml:space="preserve">           </w:t>
+        <w:t xml:space="preserve">            </w:t>
       </w:r>
       <w:r>
         <w:rPr>
@@ -9299,14 +9176,14 @@
           <w:sz w:val="19"/>
           <w:szCs w:val="19"/>
         </w:rPr>
-        <w:t xml:space="preserve"> to show that it is true. </w:t>
-      </w:r>
-      <w:r>
-        <w:rPr>
-          <w:sz w:val="19"/>
-          <w:szCs w:val="19"/>
-        </w:rPr>
-        <w:t xml:space="preserve">A line under the chart recording that the </w:t>
+        <w:t xml:space="preserve"> rather than measured. </w:t>
+      </w:r>
+      <w:r>
+        <w:rPr>
+          <w:sz w:val="19"/>
+          <w:szCs w:val="19"/>
+        </w:rPr>
+        <w:t xml:space="preserve"/>
       </w:r>
       <w:r>
         <w:rPr>
@@ -9324,7 +9201,7 @@
           <w:sz w:val="19"/>
           <w:szCs w:val="19"/>
         </w:rPr>
-        <w:t xml:space="preserve">               </w:t>
+        <w:t xml:space="preserve">            </w:t>
       </w:r>
       <w:r>
         <w:rPr>
@@ -9338,7 +9215,7 @@
           <w:sz w:val="19"/>
           <w:szCs w:val="19"/>
         </w:rPr>
-        <w:t xml:space="preserve"> were estimated by </w:t>
+        <w:t xml:space="preserve"> the horizontal axis to begin at the fifth percentile, which would make every outcome look </w:t>
       </w:r>
       <w:r>
         <w:rPr>
@@ -9356,7 +9233,7 @@
           <w:sz w:val="19"/>
           <w:szCs w:val="19"/>
         </w:rPr>
-        <w:t xml:space="preserve">            </w:t>
+        <w:t xml:space="preserve">             </w:t>
       </w:r>
       <w:r>
         <w:rPr>
@@ -9370,14 +9247,7 @@
           <w:sz w:val="19"/>
           <w:szCs w:val="19"/>
         </w:rPr>
-        <w:t xml:space="preserve"> rather than measured. </w:t>
-      </w:r>
-      <w:r>
-        <w:rPr>
-          <w:sz w:val="19"/>
-          <w:szCs w:val="19"/>
-        </w:rPr>
-        <w:t xml:space="preserve">Truncating the horizontal axis to begin at the fifth percentile, which would make every outcome look comfortable. </w:t>
+        <w:t xml:space="preserve">. </w:t>
       </w:r>
       <w:r>
         <w:rPr>
@@ -9449,7 +9319,7 @@
                 <w:sz w:val="16"/>
                 <w:szCs w:val="16"/>
               </w:rPr>
-              <w:t xml:space="preserve">management   ·   Something   ·   Distribution   ·   exists   ·   contribution   ·   finding   ·   visualization   ·   pessimistic   ·   probabilities</w:t>
+              <w:t xml:space="preserve">comfortable   ·   pessimistic   ·   contribution   ·   management   ·   Something   ·   probabilities   ·   visualization   ·   exists   ·   Truncating</w:t>
             </w:r>
           </w:p>
         </w:tc>
@@ -9516,9 +9386,617 @@
         <w:t xml:space="preserve">Complete the blank cells.</w:t>
       </w:r>
     </w:p>
+    <w:tbl>
+      <w:tblPr>
+        <w:tblW w:type="pct" w:w="100%"/>
+        <w:tblLayout w:type="fixed"/>
+        <w:tblBorders>
+          <w:top w:val="single" w:color="353A7C" w:sz="6"/>
+          <w:left w:val="single" w:color="353A7C" w:sz="6"/>
+          <w:bottom w:val="single" w:color="353A7C" w:sz="6"/>
+          <w:right w:val="single" w:color="353A7C" w:sz="6"/>
+          <w:insideH w:val="single" w:color="353A7C" w:sz="6"/>
+          <w:insideV w:val="single" w:color="353A7C" w:sz="6"/>
+        </w:tblBorders>
+      </w:tblPr>
+      <w:tblGrid>
+        <w:gridCol w:w="3921"/>
+        <w:gridCol w:w="1455"/>
+        <w:gridCol w:w="4224"/>
+      </w:tblGrid>
+      <w:tr>
+        <w:tc>
+          <w:tcPr>
+            <w:tcW w:type="pct" w:w="5000"/>
+            <w:gridSpan w:val="3"/>
+            <w:shd w:fill="353A7C" w:val="clear"/>
+            <w:tcMar>
+              <w:top w:type="dxa" w:w="60"/>
+              <w:left w:type="dxa" w:w="120"/>
+              <w:bottom w:type="dxa" w:w="60"/>
+              <w:right w:type="dxa" w:w="120"/>
+            </w:tcMar>
+          </w:tcPr>
+          <w:p>
+            <w:pPr>
+              <w:spacing w:before="40" w:after="40"/>
+            </w:pPr>
+            <w:r>
+              <w:rPr>
+                <w:b/>
+                <w:bCs/>
+                <w:color w:val="FFFFFF"/>
+                <w:sz w:val="17"/>
+                <w:szCs w:val="17"/>
+              </w:rPr>
+              <w:t xml:space="preserve">Your turn: choose four forms (complete the blanks)</w:t>
+            </w:r>
+          </w:p>
+        </w:tc>
+      </w:tr>
+      <w:tr>
+        <w:tc>
+          <w:tcPr>
+            <w:tcW w:type="pct" w:w="2042"/>
+            <w:shd w:fill="353A7C" w:val="clear"/>
+            <w:tcMar>
+              <w:top w:type="dxa" w:w="50"/>
+              <w:left w:type="dxa" w:w="110"/>
+              <w:bottom w:type="dxa" w:w="50"/>
+              <w:right w:type="dxa" w:w="110"/>
+            </w:tcMar>
+          </w:tcPr>
+          <w:p>
+            <w:pPr>
+              <w:spacing w:before="30" w:after="30"/>
+            </w:pPr>
+            <w:r>
+              <w:rPr>
+                <w:b/>
+                <w:bCs/>
+                <w:color w:val="FFFFFF"/>
+                <w:sz w:val="15"/>
+                <w:szCs w:val="15"/>
+              </w:rPr>
+              <w:t xml:space="preserve">What must be shown</w:t>
+            </w:r>
+          </w:p>
+        </w:tc>
+        <w:tc>
+          <w:tcPr>
+            <w:tcW w:type="pct" w:w="758"/>
+            <w:shd w:fill="353A7C" w:val="clear"/>
+            <w:tcMar>
+              <w:top w:type="dxa" w:w="50"/>
+              <w:left w:type="dxa" w:w="110"/>
+              <w:bottom w:type="dxa" w:w="50"/>
+              <w:right w:type="dxa" w:w="110"/>
+            </w:tcMar>
+          </w:tcPr>
+          <w:p>
+            <w:pPr>
+              <w:spacing w:before="30" w:after="30"/>
+            </w:pPr>
+            <w:r>
+              <w:rPr>
+                <w:b/>
+                <w:bCs/>
+                <w:color w:val="FFFFFF"/>
+                <w:sz w:val="15"/>
+                <w:szCs w:val="15"/>
+              </w:rPr>
+              <w:t xml:space="preserve">Which form?</w:t>
+            </w:r>
+          </w:p>
+        </w:tc>
+        <w:tc>
+          <w:tcPr>
+            <w:tcW w:type="pct" w:w="2200"/>
+            <w:shd w:fill="353A7C" w:val="clear"/>
+            <w:tcMar>
+              <w:top w:type="dxa" w:w="50"/>
+              <w:left w:type="dxa" w:w="110"/>
+              <w:bottom w:type="dxa" w:w="50"/>
+              <w:right w:type="dxa" w:w="110"/>
+            </w:tcMar>
+          </w:tcPr>
+          <w:p>
+            <w:pPr>
+              <w:spacing w:before="30" w:after="30"/>
+            </w:pPr>
+            <w:r>
+              <w:rPr>
+                <w:b/>
+                <w:bCs/>
+                <w:color w:val="FFFFFF"/>
+                <w:sz w:val="15"/>
+                <w:szCs w:val="15"/>
+              </w:rPr>
+              <w:t xml:space="preserve">Why</w:t>
+            </w:r>
+          </w:p>
+        </w:tc>
+      </w:tr>
+      <w:tr>
+        <w:tc>
+          <w:tcPr>
+            <w:tcW w:type="pct" w:w="2042"/>
+            <w:tcMar>
+              <w:top w:type="dxa" w:w="50"/>
+              <w:left w:type="dxa" w:w="110"/>
+              <w:bottom w:type="dxa" w:w="50"/>
+              <w:right w:type="dxa" w:w="110"/>
+            </w:tcMar>
+          </w:tcPr>
+          <w:p>
+            <w:pPr>
+              <w:spacing w:before="28" w:after="28"/>
+            </w:pPr>
+            <w:r>
+              <w:rPr>
+                <w:sz w:val="15"/>
+                <w:szCs w:val="15"/>
+              </w:rPr>
+              <w:t xml:space="preserve">A relationship between two variables</w:t>
+            </w:r>
+          </w:p>
+        </w:tc>
+        <w:tc>
+          <w:tcPr>
+            <w:tcW w:type="pct" w:w="758"/>
+            <w:tcMar>
+              <w:top w:type="dxa" w:w="50"/>
+              <w:left w:type="dxa" w:w="110"/>
+              <w:bottom w:type="dxa" w:w="50"/>
+              <w:right w:type="dxa" w:w="110"/>
+            </w:tcMar>
+          </w:tcPr>
+          <w:p>
+            <w:pPr>
+              <w:spacing w:before="28" w:after="28"/>
+            </w:pPr>
+            <w:r>
+              <w:rPr>
+                <w:sz w:val="15"/>
+                <w:szCs w:val="15"/>
+              </w:rPr>
+              <w:t xml:space="preserve">A scatter plot</w:t>
+            </w:r>
+          </w:p>
+        </w:tc>
+        <w:tc>
+          <w:tcPr>
+            <w:tcW w:type="pct" w:w="2200"/>
+            <w:tcMar>
+              <w:top w:type="dxa" w:w="50"/>
+              <w:left w:type="dxa" w:w="110"/>
+              <w:bottom w:type="dxa" w:w="50"/>
+              <w:right w:type="dxa" w:w="110"/>
+            </w:tcMar>
+          </w:tcPr>
+          <w:p>
+            <w:pPr>
+              <w:spacing w:before="28" w:after="28"/>
+            </w:pPr>
+            <w:r>
+              <w:rPr>
+                <w:sz w:val="15"/>
+                <w:szCs w:val="15"/>
+              </w:rPr>
+              <w:t xml:space="preserve">Each point is one </w:t>
+            </w:r>
+            <w:r>
+              <w:rPr>
+                <w:b/>
+                <w:bCs/>
+                <w:color w:val="8186EF"/>
+                <w:sz w:val="14"/>
+                <w:szCs w:val="14"/>
+              </w:rPr>
+              <w:t xml:space="preserve"> (21) </w:t>
+            </w:r>
+            <w:r>
+              <w:rPr>
+                <w:u w:val="single"/>
+                <w:sz w:val="15"/>
+                <w:szCs w:val="15"/>
+              </w:rPr>
+              <w:t xml:space="preserve">              </w:t>
+            </w:r>
+            <w:r>
+              <w:rPr>
+                <w:sz w:val="15"/>
+                <w:szCs w:val="15"/>
+              </w:rPr>
+              <w:t xml:space="preserve"> </w:t>
+            </w:r>
+            <w:r>
+              <w:rPr>
+                <w:sz w:val="15"/>
+                <w:szCs w:val="15"/>
+              </w:rPr>
+              <w:t xml:space="preserve"> placed against both variables</w:t>
+            </w:r>
+          </w:p>
+        </w:tc>
+      </w:tr>
+      <w:tr>
+        <w:tc>
+          <w:tcPr>
+            <w:tcW w:type="pct" w:w="2042"/>
+            <w:shd w:fill="FBFAF6" w:val="clear"/>
+            <w:tcMar>
+              <w:top w:type="dxa" w:w="50"/>
+              <w:left w:type="dxa" w:w="110"/>
+              <w:bottom w:type="dxa" w:w="50"/>
+              <w:right w:type="dxa" w:w="110"/>
+            </w:tcMar>
+          </w:tcPr>
+          <w:p>
+            <w:pPr>
+              <w:spacing w:before="28" w:after="28"/>
+            </w:pPr>
+            <w:r>
+              <w:rPr>
+                <w:sz w:val="15"/>
+                <w:szCs w:val="15"/>
+              </w:rPr>
+              <w:t xml:space="preserve">A trend over eight quarters</w:t>
+            </w:r>
+          </w:p>
+        </w:tc>
+        <w:tc>
+          <w:tcPr>
+            <w:tcW w:type="pct" w:w="758"/>
+            <w:shd w:fill="FBFAF6" w:val="clear"/>
+            <w:tcMar>
+              <w:top w:type="dxa" w:w="50"/>
+              <w:left w:type="dxa" w:w="110"/>
+              <w:bottom w:type="dxa" w:w="50"/>
+              <w:right w:type="dxa" w:w="110"/>
+            </w:tcMar>
+          </w:tcPr>
+          <w:p>
+            <w:pPr>
+              <w:spacing w:before="28" w:after="28"/>
+            </w:pPr>
+            <w:r>
+              <w:rPr>
+                <w:sz w:val="15"/>
+                <w:szCs w:val="15"/>
+              </w:rPr>
+              <w:t xml:space="preserve">Line chart</w:t>
+            </w:r>
+          </w:p>
+        </w:tc>
+        <w:tc>
+          <w:tcPr>
+            <w:tcW w:type="pct" w:w="2200"/>
+            <w:shd w:fill="FBFAF6" w:val="clear"/>
+            <w:tcMar>
+              <w:top w:type="dxa" w:w="50"/>
+              <w:left w:type="dxa" w:w="110"/>
+              <w:bottom w:type="dxa" w:w="50"/>
+              <w:right w:type="dxa" w:w="110"/>
+            </w:tcMar>
+          </w:tcPr>
+          <w:p>
+            <w:pPr>
+              <w:spacing w:before="28" w:after="28"/>
+            </w:pPr>
+            <w:r>
+              <w:rPr>
+                <w:sz w:val="15"/>
+                <w:szCs w:val="15"/>
+              </w:rPr>
+              <w:t xml:space="preserve">A line chart shows movement over time, and the slope between points carries the message</w:t>
+            </w:r>
+          </w:p>
+        </w:tc>
+      </w:tr>
+      <w:tr>
+        <w:tc>
+          <w:tcPr>
+            <w:tcW w:type="pct" w:w="2042"/>
+            <w:tcMar>
+              <w:top w:type="dxa" w:w="50"/>
+              <w:left w:type="dxa" w:w="110"/>
+              <w:bottom w:type="dxa" w:w="50"/>
+              <w:right w:type="dxa" w:w="110"/>
+            </w:tcMar>
+          </w:tcPr>
+          <w:p>
+            <w:pPr>
+              <w:spacing w:before="28" w:after="28"/>
+            </w:pPr>
+            <w:r>
+              <w:rPr>
+                <w:sz w:val="15"/>
+                <w:szCs w:val="15"/>
+              </w:rPr>
+              <w:t xml:space="preserve">The distribution of 1,000 simulated outcomes</w:t>
+            </w:r>
+          </w:p>
+        </w:tc>
+        <w:tc>
+          <w:tcPr>
+            <w:tcW w:type="pct" w:w="758"/>
+            <w:tcMar>
+              <w:top w:type="dxa" w:w="50"/>
+              <w:left w:type="dxa" w:w="110"/>
+              <w:bottom w:type="dxa" w:w="50"/>
+              <w:right w:type="dxa" w:w="110"/>
+            </w:tcMar>
+          </w:tcPr>
+          <w:p>
+            <w:pPr>
+              <w:spacing w:before="28" w:after="28"/>
+            </w:pPr>
+            <w:r>
+              <w:rPr>
+                <w:sz w:val="15"/>
+                <w:szCs w:val="15"/>
+              </w:rPr>
+              <w:t xml:space="preserve">A histogram</w:t>
+            </w:r>
+          </w:p>
+        </w:tc>
+        <w:tc>
+          <w:tcPr>
+            <w:tcW w:type="pct" w:w="2200"/>
+            <w:tcMar>
+              <w:top w:type="dxa" w:w="50"/>
+              <w:left w:type="dxa" w:w="110"/>
+              <w:bottom w:type="dxa" w:w="50"/>
+              <w:right w:type="dxa" w:w="110"/>
+            </w:tcMar>
+          </w:tcPr>
+          <w:p>
+            <w:pPr>
+              <w:spacing w:before="28" w:after="28"/>
+            </w:pPr>
+            <w:r>
+              <w:rPr>
+                <w:sz w:val="15"/>
+                <w:szCs w:val="15"/>
+              </w:rPr>
+              <w:t xml:space="preserve">It shows the shape of the distribution and the spread around its centre</w:t>
+            </w:r>
+          </w:p>
+        </w:tc>
+      </w:tr>
+      <w:tr>
+        <w:tc>
+          <w:tcPr>
+            <w:tcW w:type="pct" w:w="2042"/>
+            <w:shd w:fill="FBFAF6" w:val="clear"/>
+            <w:tcMar>
+              <w:top w:type="dxa" w:w="50"/>
+              <w:left w:type="dxa" w:w="110"/>
+              <w:bottom w:type="dxa" w:w="50"/>
+              <w:right w:type="dxa" w:w="110"/>
+            </w:tcMar>
+          </w:tcPr>
+          <w:p>
+            <w:pPr>
+              <w:spacing w:before="28" w:after="28"/>
+            </w:pPr>
+            <w:r>
+              <w:rPr>
+                <w:sz w:val="15"/>
+                <w:szCs w:val="15"/>
+              </w:rPr>
+              <w:t xml:space="preserve">Exact figures the reader will read off</w:t>
+            </w:r>
+          </w:p>
+        </w:tc>
+        <w:tc>
+          <w:tcPr>
+            <w:tcW w:type="pct" w:w="758"/>
+            <w:shd w:fill="FBFAF6" w:val="clear"/>
+            <w:tcMar>
+              <w:top w:type="dxa" w:w="50"/>
+              <w:left w:type="dxa" w:w="110"/>
+              <w:bottom w:type="dxa" w:w="50"/>
+              <w:right w:type="dxa" w:w="110"/>
+            </w:tcMar>
+          </w:tcPr>
+          <w:p>
+            <w:pPr>
+              <w:spacing w:before="28" w:after="28"/>
+            </w:pPr>
+            <w:r>
+              <w:rPr>
+                <w:sz w:val="15"/>
+                <w:szCs w:val="15"/>
+              </w:rPr>
+              <w:t xml:space="preserve">A table</w:t>
+            </w:r>
+          </w:p>
+        </w:tc>
+        <w:tc>
+          <w:tcPr>
+            <w:tcW w:type="pct" w:w="2200"/>
+            <w:shd w:fill="FBFAF6" w:val="clear"/>
+            <w:tcMar>
+              <w:top w:type="dxa" w:w="50"/>
+              <w:left w:type="dxa" w:w="110"/>
+              <w:bottom w:type="dxa" w:w="50"/>
+              <w:right w:type="dxa" w:w="110"/>
+            </w:tcMar>
+          </w:tcPr>
+          <w:p>
+            <w:pPr>
+              <w:spacing w:before="28" w:after="28"/>
+            </w:pPr>
+            <w:r>
+              <w:rPr>
+                <w:sz w:val="15"/>
+                <w:szCs w:val="15"/>
+              </w:rPr>
+              <w:t xml:space="preserve">Where </w:t>
+            </w:r>
+            <w:r>
+              <w:rPr>
+                <w:b/>
+                <w:bCs/>
+                <w:color w:val="8186EF"/>
+                <w:sz w:val="14"/>
+                <w:szCs w:val="14"/>
+              </w:rPr>
+              <w:t xml:space="preserve"> (22) </w:t>
+            </w:r>
+            <w:r>
+              <w:rPr>
+                <w:u w:val="single"/>
+                <w:sz w:val="15"/>
+                <w:szCs w:val="15"/>
+              </w:rPr>
+              <w:t xml:space="preserve">              </w:t>
+            </w:r>
+            <w:r>
+              <w:rPr>
+                <w:sz w:val="15"/>
+                <w:szCs w:val="15"/>
+              </w:rPr>
+              <w:t xml:space="preserve"> </w:t>
+            </w:r>
+            <w:r>
+              <w:rPr>
+                <w:sz w:val="15"/>
+                <w:szCs w:val="15"/>
+              </w:rPr>
+              <w:t xml:space="preserve"> matters more than shape, a table beats any chart</w:t>
+            </w:r>
+          </w:p>
+        </w:tc>
+      </w:tr>
+    </w:tbl>
+    <w:p/>
+    <w:tbl>
+      <w:tblPr>
+        <w:tblW w:type="pct" w:w="100%"/>
+        <w:tblLayout w:type="fixed"/>
+        <w:tblBorders>
+          <w:top w:val="single" w:color="FBFAF6" w:sz="4"/>
+          <w:left w:val="single" w:color="FBFAF6" w:sz="4"/>
+          <w:bottom w:val="single" w:color="FBFAF6" w:sz="4"/>
+          <w:right w:val="single" w:color="FBFAF6" w:sz="4"/>
+          <w:insideH w:val="single" w:color="FBFAF6" w:sz="4"/>
+          <w:insideV w:val="single" w:color="FBFAF6" w:sz="4"/>
+        </w:tblBorders>
+      </w:tblPr>
+      <w:tblGrid>
+        <w:gridCol w:w="9600"/>
+      </w:tblGrid>
+      <w:tr>
+        <w:tc>
+          <w:tcPr>
+            <w:tcW w:type="pct" w:w="5000"/>
+            <w:shd w:fill="FBFAF6" w:val="clear"/>
+            <w:tcMar>
+              <w:top w:type="dxa" w:w="40"/>
+              <w:left w:type="dxa" w:w="100"/>
+              <w:bottom w:type="dxa" w:w="40"/>
+              <w:right w:type="dxa" w:w="100"/>
+            </w:tcMar>
+          </w:tcPr>
+          <w:p>
+            <w:pPr>
+              <w:spacing w:before="18" w:after="6"/>
+            </w:pPr>
+            <w:r>
+              <w:rPr>
+                <w:b/>
+                <w:bCs/>
+                <w:color w:val="6B7280"/>
+                <w:sz w:val="14"/>
+                <w:szCs w:val="14"/>
+              </w:rPr>
+              <w:t xml:space="preserve">word list</w:t>
+            </w:r>
+          </w:p>
+          <w:p>
+            <w:pPr>
+              <w:spacing w:before="0" w:after="18"/>
+            </w:pPr>
+            <w:r>
+              <w:rPr>
+                <w:b/>
+                <w:bCs/>
+                <w:color w:val="353A7C"/>
+                <w:sz w:val="16"/>
+                <w:szCs w:val="16"/>
+              </w:rPr>
+              <w:t xml:space="preserve">observation   ·   precision   ·   movement</w:t>
+            </w:r>
+          </w:p>
+        </w:tc>
+      </w:tr>
+    </w:tbl>
+    <w:p/>
+    <w:tbl>
+      <w:tblPr>
+        <w:tblW w:type="pct" w:w="100%"/>
+        <w:tblLayout w:type="fixed"/>
+        <w:tblBorders>
+          <w:top w:val="single" w:color="353A7C" w:sz="4"/>
+          <w:left w:val="single" w:color="353A7C" w:sz="4"/>
+          <w:bottom w:val="single" w:color="353A7C" w:sz="4"/>
+          <w:right w:val="single" w:color="353A7C" w:sz="4"/>
+          <w:insideH w:val="single" w:color="353A7C" w:sz="4"/>
+          <w:insideV w:val="single" w:color="353A7C" w:sz="4"/>
+        </w:tblBorders>
+      </w:tblPr>
+      <w:tblGrid>
+        <w:gridCol w:w="9600"/>
+      </w:tblGrid>
+      <w:tr>
+        <w:tc>
+          <w:tcPr>
+            <w:tcW w:type="pct" w:w="5000"/>
+            <w:shd w:fill="F2F4FB" w:val="clear"/>
+            <w:tcMar>
+              <w:top w:type="dxa" w:w="50"/>
+              <w:left w:type="dxa" w:w="110"/>
+              <w:bottom w:type="dxa" w:w="50"/>
+              <w:right w:type="dxa" w:w="110"/>
+            </w:tcMar>
+          </w:tcPr>
+          <w:p>
+            <w:pPr>
+              <w:spacing w:before="30" w:after="30"/>
+            </w:pPr>
+            <w:r>
+              <w:rPr>
+                <w:b/>
+                <w:bCs/>
+                <w:color w:val="353A7C"/>
+                <w:sz w:val="19"/>
+                <w:szCs w:val="19"/>
+              </w:rPr>
+              <w:t xml:space="preserve">The pattern behind the choice</w:t>
+            </w:r>
+          </w:p>
+        </w:tc>
+      </w:tr>
+    </w:tbl>
+    <w:p/>
     <w:p>
       <w:pPr>
-        <w:spacing w:before="44" w:after="10"/>
+        <w:pageBreakBefore w:val="true"/>
+        <w:spacing w:after="0"/>
+      </w:pPr>
+      <w:r>
+        <w:rPr>
+          <w:sz w:val="2"/>
+        </w:rPr>
+        <w:t xml:space="preserve"> </w:t>
+      </w:r>
+    </w:p>
+    <w:p>
+      <w:pPr>
+        <w:spacing w:before="44" w:after="14"/>
       </w:pPr>
       <w:r>
         <w:rPr>
@@ -9528,7 +10006,541 @@
           <w:sz w:val="18"/>
           <w:szCs w:val="18"/>
         </w:rPr>
-        <w:t xml:space="preserve">Your turn: choose four forms (complete the blanks)</w:t>
+        <w:t xml:space="preserve">Summary 3</w:t>
+      </w:r>
+      <w:r>
+        <w:rPr>
+          <w:color w:val="6B7280"/>
+          <w:sz w:val="16"/>
+          <w:szCs w:val="16"/>
+        </w:rPr>
+        <w:t xml:space="preserve">      gaps 23–26</w:t>
+      </w:r>
+    </w:p>
+    <w:p>
+      <w:pPr>
+        <w:spacing w:before="20" w:after="20" w:line="360" w:lineRule="auto"/>
+        <w:ind w:left="200"/>
+      </w:pPr>
+      <w:r>
+        <w:rPr>
+          <w:sz w:val="19"/>
+          <w:szCs w:val="19"/>
+        </w:rPr>
+        <w:t xml:space="preserve">Start from what the reader must see, not from what the </w:t>
+      </w:r>
+      <w:r>
+        <w:rPr>
+          <w:b/>
+          <w:bCs/>
+          <w:color w:val="8186EF"/>
+          <w:sz w:val="15"/>
+          <w:szCs w:val="15"/>
+        </w:rPr>
+        <w:t xml:space="preserve"> (23) </w:t>
+      </w:r>
+      <w:r>
+        <w:rPr>
+          <w:u w:val="single"/>
+          <w:sz w:val="19"/>
+          <w:szCs w:val="19"/>
+        </w:rPr>
+        <w:t xml:space="preserve">           </w:t>
+      </w:r>
+      <w:r>
+        <w:rPr>
+          <w:sz w:val="19"/>
+          <w:szCs w:val="19"/>
+        </w:rPr>
+        <w:t xml:space="preserve"> </w:t>
+      </w:r>
+      <w:r>
+        <w:rPr>
+          <w:sz w:val="19"/>
+          <w:szCs w:val="19"/>
+        </w:rPr>
+        <w:t xml:space="preserve"> produced. </w:t>
+      </w:r>
+      <w:r>
+        <w:rPr>
+          <w:sz w:val="19"/>
+          <w:szCs w:val="19"/>
+        </w:rPr>
+        <w:t xml:space="preserve"/>
+      </w:r>
+      <w:r>
+        <w:rPr>
+          <w:b/>
+          <w:bCs/>
+          <w:color w:val="8186EF"/>
+          <w:sz w:val="15"/>
+          <w:szCs w:val="15"/>
+        </w:rPr>
+        <w:t xml:space="preserve"> (24) </w:t>
+      </w:r>
+      <w:r>
+        <w:rPr>
+          <w:u w:val="single"/>
+          <w:sz w:val="19"/>
+          <w:szCs w:val="19"/>
+        </w:rPr>
+        <w:t xml:space="preserve">           </w:t>
+      </w:r>
+      <w:r>
+        <w:rPr>
+          <w:sz w:val="19"/>
+          <w:szCs w:val="19"/>
+        </w:rPr>
+        <w:t xml:space="preserve"> </w:t>
+      </w:r>
+      <w:r>
+        <w:rPr>
+          <w:sz w:val="19"/>
+          <w:szCs w:val="19"/>
+        </w:rPr>
+        <w:t xml:space="preserve"> the options that show everything or show too </w:t>
+      </w:r>
+      <w:r>
+        <w:rPr>
+          <w:b/>
+          <w:bCs/>
+          <w:color w:val="8186EF"/>
+          <w:sz w:val="15"/>
+          <w:szCs w:val="15"/>
+        </w:rPr>
+        <w:t xml:space="preserve"> (25) </w:t>
+      </w:r>
+      <w:r>
+        <w:rPr>
+          <w:u w:val="single"/>
+          <w:sz w:val="19"/>
+          <w:szCs w:val="19"/>
+        </w:rPr>
+        <w:t xml:space="preserve">           </w:t>
+      </w:r>
+      <w:r>
+        <w:rPr>
+          <w:sz w:val="19"/>
+          <w:szCs w:val="19"/>
+        </w:rPr>
+        <w:t xml:space="preserve"> </w:t>
+      </w:r>
+      <w:r>
+        <w:rPr>
+          <w:sz w:val="19"/>
+          <w:szCs w:val="19"/>
+        </w:rPr>
+        <w:t xml:space="preserve">, and say why. </w:t>
+      </w:r>
+      <w:r>
+        <w:rPr>
+          <w:sz w:val="19"/>
+          <w:szCs w:val="19"/>
+        </w:rPr>
+        <w:t xml:space="preserve">Title the exhibit with the finding, not with the axes. </w:t>
+      </w:r>
+      <w:r>
+        <w:rPr>
+          <w:sz w:val="19"/>
+          <w:szCs w:val="19"/>
+        </w:rPr>
+        <w:t xml:space="preserve">Put the </w:t>
+      </w:r>
+      <w:r>
+        <w:rPr>
+          <w:b/>
+          <w:bCs/>
+          <w:color w:val="8186EF"/>
+          <w:sz w:val="15"/>
+          <w:szCs w:val="15"/>
+        </w:rPr>
+        <w:t xml:space="preserve"> (26) </w:t>
+      </w:r>
+      <w:r>
+        <w:rPr>
+          <w:u w:val="single"/>
+          <w:sz w:val="19"/>
+          <w:szCs w:val="19"/>
+        </w:rPr>
+        <w:t xml:space="preserve">           </w:t>
+      </w:r>
+      <w:r>
+        <w:rPr>
+          <w:sz w:val="19"/>
+          <w:szCs w:val="19"/>
+        </w:rPr>
+        <w:t xml:space="preserve"> </w:t>
+      </w:r>
+      <w:r>
+        <w:rPr>
+          <w:sz w:val="19"/>
+          <w:szCs w:val="19"/>
+        </w:rPr>
+        <w:t xml:space="preserve"> on the exhibit, where it will be read. </w:t>
+      </w:r>
+    </w:p>
+    <w:tbl>
+      <w:tblPr>
+        <w:tblW w:type="pct" w:w="100%"/>
+        <w:tblLayout w:type="fixed"/>
+        <w:tblBorders>
+          <w:top w:val="single" w:color="FBFAF6" w:sz="4"/>
+          <w:left w:val="single" w:color="FBFAF6" w:sz="4"/>
+          <w:bottom w:val="single" w:color="FBFAF6" w:sz="4"/>
+          <w:right w:val="single" w:color="FBFAF6" w:sz="4"/>
+          <w:insideH w:val="single" w:color="FBFAF6" w:sz="4"/>
+          <w:insideV w:val="single" w:color="FBFAF6" w:sz="4"/>
+        </w:tblBorders>
+      </w:tblPr>
+      <w:tblGrid>
+        <w:gridCol w:w="9600"/>
+      </w:tblGrid>
+      <w:tr>
+        <w:tc>
+          <w:tcPr>
+            <w:tcW w:type="pct" w:w="5000"/>
+            <w:shd w:fill="FBFAF6" w:val="clear"/>
+            <w:tcMar>
+              <w:top w:type="dxa" w:w="40"/>
+              <w:left w:type="dxa" w:w="100"/>
+              <w:bottom w:type="dxa" w:w="40"/>
+              <w:right w:type="dxa" w:w="100"/>
+            </w:tcMar>
+          </w:tcPr>
+          <w:p>
+            <w:pPr>
+              <w:spacing w:before="18" w:after="6"/>
+            </w:pPr>
+            <w:r>
+              <w:rPr>
+                <w:b/>
+                <w:bCs/>
+                <w:color w:val="6B7280"/>
+                <w:sz w:val="14"/>
+                <w:szCs w:val="14"/>
+              </w:rPr>
+              <w:t xml:space="preserve">word list</w:t>
+            </w:r>
+          </w:p>
+          <w:p>
+            <w:pPr>
+              <w:spacing w:before="0" w:after="18"/>
+            </w:pPr>
+            <w:r>
+              <w:rPr>
+                <w:b/>
+                <w:bCs/>
+                <w:color w:val="353A7C"/>
+                <w:sz w:val="16"/>
+                <w:szCs w:val="16"/>
+              </w:rPr>
+              <w:t xml:space="preserve">caveat   ·   argument   ·   Reject   ·   little   ·   analysis</w:t>
+            </w:r>
+          </w:p>
+        </w:tc>
+      </w:tr>
+    </w:tbl>
+    <w:p/>
+    <w:tbl>
+      <w:tblPr>
+        <w:tblW w:type="pct" w:w="100%"/>
+        <w:tblLayout w:type="fixed"/>
+        <w:tblBorders>
+          <w:top w:val="single" w:color="353A7C" w:sz="4"/>
+          <w:left w:val="single" w:color="353A7C" w:sz="4"/>
+          <w:bottom w:val="single" w:color="353A7C" w:sz="4"/>
+          <w:right w:val="single" w:color="353A7C" w:sz="4"/>
+          <w:insideH w:val="single" w:color="353A7C" w:sz="4"/>
+          <w:insideV w:val="single" w:color="353A7C" w:sz="4"/>
+        </w:tblBorders>
+      </w:tblPr>
+      <w:tblGrid>
+        <w:gridCol w:w="9600"/>
+      </w:tblGrid>
+      <w:tr>
+        <w:tc>
+          <w:tcPr>
+            <w:tcW w:type="pct" w:w="5000"/>
+            <w:shd w:fill="F2F4FB" w:val="clear"/>
+            <w:tcMar>
+              <w:top w:type="dxa" w:w="50"/>
+              <w:left w:type="dxa" w:w="110"/>
+              <w:bottom w:type="dxa" w:w="50"/>
+              <w:right w:type="dxa" w:w="110"/>
+            </w:tcMar>
+          </w:tcPr>
+          <w:p>
+            <w:pPr>
+              <w:spacing w:before="30" w:after="30"/>
+            </w:pPr>
+            <w:r>
+              <w:rPr>
+                <w:b/>
+                <w:bCs/>
+                <w:color w:val="353A7C"/>
+                <w:sz w:val="19"/>
+                <w:szCs w:val="19"/>
+              </w:rPr>
+              <w:t xml:space="preserve">Exam view</w:t>
+            </w:r>
+          </w:p>
+        </w:tc>
+      </w:tr>
+    </w:tbl>
+    <w:p/>
+    <w:p>
+      <w:pPr>
+        <w:spacing w:before="44" w:after="14"/>
+      </w:pPr>
+      <w:r>
+        <w:rPr>
+          <w:b/>
+          <w:bCs/>
+          <w:color w:val="353A7C"/>
+          <w:sz w:val="18"/>
+          <w:szCs w:val="18"/>
+        </w:rPr>
+        <w:t xml:space="preserve">Summary 4</w:t>
+      </w:r>
+      <w:r>
+        <w:rPr>
+          <w:color w:val="6B7280"/>
+          <w:sz w:val="16"/>
+          <w:szCs w:val="16"/>
+        </w:rPr>
+        <w:t xml:space="preserve">      gaps 27–30</w:t>
+      </w:r>
+    </w:p>
+    <w:p>
+      <w:pPr>
+        <w:spacing w:before="20" w:after="20" w:line="360" w:lineRule="auto"/>
+        <w:ind w:left="200"/>
+      </w:pPr>
+      <w:r>
+        <w:rPr>
+          <w:sz w:val="19"/>
+          <w:szCs w:val="19"/>
+        </w:rPr>
+        <w:t xml:space="preserve">A Level C question gives a </w:t>
+      </w:r>
+      <w:r>
+        <w:rPr>
+          <w:b/>
+          <w:bCs/>
+          <w:color w:val="8186EF"/>
+          <w:sz w:val="15"/>
+          <w:szCs w:val="15"/>
+        </w:rPr>
+        <w:t xml:space="preserve"> (27) </w:t>
+      </w:r>
+      <w:r>
+        <w:rPr>
+          <w:u w:val="single"/>
+          <w:sz w:val="19"/>
+          <w:szCs w:val="19"/>
+        </w:rPr>
+        <w:t xml:space="preserve">           </w:t>
+      </w:r>
+      <w:r>
+        <w:rPr>
+          <w:sz w:val="19"/>
+          <w:szCs w:val="19"/>
+        </w:rPr>
+        <w:t xml:space="preserve"> </w:t>
+      </w:r>
+      <w:r>
+        <w:rPr>
+          <w:sz w:val="19"/>
+          <w:szCs w:val="19"/>
+        </w:rPr>
+        <w:t xml:space="preserve"> and several chart options. </w:t>
+      </w:r>
+      <w:r>
+        <w:rPr>
+          <w:sz w:val="19"/>
+          <w:szCs w:val="19"/>
+        </w:rPr>
+        <w:t xml:space="preserve">Name what the reader must see, choose the form that shows it, and say what the </w:t>
+      </w:r>
+      <w:r>
+        <w:rPr>
+          <w:b/>
+          <w:bCs/>
+          <w:color w:val="8186EF"/>
+          <w:sz w:val="15"/>
+          <w:szCs w:val="15"/>
+        </w:rPr>
+        <w:t xml:space="preserve"> (28) </w:t>
+      </w:r>
+      <w:r>
+        <w:rPr>
+          <w:u w:val="single"/>
+          <w:sz w:val="19"/>
+          <w:szCs w:val="19"/>
+        </w:rPr>
+        <w:t xml:space="preserve">           </w:t>
+      </w:r>
+      <w:r>
+        <w:rPr>
+          <w:sz w:val="19"/>
+          <w:szCs w:val="19"/>
+        </w:rPr>
+        <w:t xml:space="preserve"> </w:t>
+      </w:r>
+      <w:r>
+        <w:rPr>
+          <w:sz w:val="19"/>
+          <w:szCs w:val="19"/>
+        </w:rPr>
+        <w:t xml:space="preserve"> options would have </w:t>
+      </w:r>
+      <w:r>
+        <w:rPr>
+          <w:b/>
+          <w:bCs/>
+          <w:color w:val="8186EF"/>
+          <w:sz w:val="15"/>
+          <w:szCs w:val="15"/>
+        </w:rPr>
+        <w:t xml:space="preserve"> (29) </w:t>
+      </w:r>
+      <w:r>
+        <w:rPr>
+          <w:u w:val="single"/>
+          <w:sz w:val="19"/>
+          <w:szCs w:val="19"/>
+        </w:rPr>
+        <w:t xml:space="preserve">           </w:t>
+      </w:r>
+      <w:r>
+        <w:rPr>
+          <w:sz w:val="19"/>
+          <w:szCs w:val="19"/>
+        </w:rPr>
+        <w:t xml:space="preserve"> </w:t>
+      </w:r>
+      <w:r>
+        <w:rPr>
+          <w:sz w:val="19"/>
+          <w:szCs w:val="19"/>
+        </w:rPr>
+        <w:t xml:space="preserve"> to convey. </w:t>
+      </w:r>
+      <w:r>
+        <w:rPr>
+          <w:sz w:val="19"/>
+          <w:szCs w:val="19"/>
+        </w:rPr>
+        <w:t xml:space="preserve">Choosing </w:t>
+      </w:r>
+      <w:r>
+        <w:rPr>
+          <w:b/>
+          <w:bCs/>
+          <w:color w:val="8186EF"/>
+          <w:sz w:val="15"/>
+          <w:szCs w:val="15"/>
+        </w:rPr>
+        <w:t xml:space="preserve"> (30) </w:t>
+      </w:r>
+      <w:r>
+        <w:rPr>
+          <w:u w:val="single"/>
+          <w:sz w:val="19"/>
+          <w:szCs w:val="19"/>
+        </w:rPr>
+        <w:t xml:space="preserve">           </w:t>
+      </w:r>
+      <w:r>
+        <w:rPr>
+          <w:sz w:val="19"/>
+          <w:szCs w:val="19"/>
+        </w:rPr>
+        <w:t xml:space="preserve"> </w:t>
+      </w:r>
+      <w:r>
+        <w:rPr>
+          <w:sz w:val="19"/>
+          <w:szCs w:val="19"/>
+        </w:rPr>
+        <w:t xml:space="preserve"> without the reason earns less than the reason deserves. </w:t>
+      </w:r>
+    </w:p>
+    <w:tbl>
+      <w:tblPr>
+        <w:tblW w:type="pct" w:w="100%"/>
+        <w:tblLayout w:type="fixed"/>
+        <w:tblBorders>
+          <w:top w:val="single" w:color="FBFAF6" w:sz="4"/>
+          <w:left w:val="single" w:color="FBFAF6" w:sz="4"/>
+          <w:bottom w:val="single" w:color="FBFAF6" w:sz="4"/>
+          <w:right w:val="single" w:color="FBFAF6" w:sz="4"/>
+          <w:insideH w:val="single" w:color="FBFAF6" w:sz="4"/>
+          <w:insideV w:val="single" w:color="FBFAF6" w:sz="4"/>
+        </w:tblBorders>
+      </w:tblPr>
+      <w:tblGrid>
+        <w:gridCol w:w="9600"/>
+      </w:tblGrid>
+      <w:tr>
+        <w:tc>
+          <w:tcPr>
+            <w:tcW w:type="pct" w:w="5000"/>
+            <w:shd w:fill="FBFAF6" w:val="clear"/>
+            <w:tcMar>
+              <w:top w:type="dxa" w:w="40"/>
+              <w:left w:type="dxa" w:w="100"/>
+              <w:bottom w:type="dxa" w:w="40"/>
+              <w:right w:type="dxa" w:w="100"/>
+            </w:tcMar>
+          </w:tcPr>
+          <w:p>
+            <w:pPr>
+              <w:spacing w:before="18" w:after="6"/>
+            </w:pPr>
+            <w:r>
+              <w:rPr>
+                <w:b/>
+                <w:bCs/>
+                <w:color w:val="6B7280"/>
+                <w:sz w:val="14"/>
+                <w:szCs w:val="14"/>
+              </w:rPr>
+              <w:t xml:space="preserve">word list</w:t>
+            </w:r>
+          </w:p>
+          <w:p>
+            <w:pPr>
+              <w:spacing w:before="0" w:after="18"/>
+            </w:pPr>
+            <w:r>
+              <w:rPr>
+                <w:b/>
+                <w:bCs/>
+                <w:color w:val="353A7C"/>
+                <w:sz w:val="16"/>
+                <w:szCs w:val="16"/>
+              </w:rPr>
+              <w:t xml:space="preserve">failed   ·   situation   ·   rejected   ·   Choosing   ·   correctly</w:t>
+            </w:r>
+          </w:p>
+        </w:tc>
+      </w:tr>
+    </w:tbl>
+    <w:p/>
+    <w:p>
+      <w:pPr>
+        <w:spacing w:before="44" w:after="10"/>
+      </w:pPr>
+      <w:r>
+        <w:rPr>
+          <w:b/>
+          <w:bCs/>
+          <w:color w:val="353A7C"/>
+          <w:sz w:val="18"/>
+          <w:szCs w:val="18"/>
+        </w:rPr>
+        <w:t xml:space="preserve">Exam view</w:t>
       </w:r>
     </w:p>
     <w:p>
@@ -9645,1163 +10657,7 @@
                 <w:sz w:val="16"/>
                 <w:szCs w:val="16"/>
               </w:rPr>
-              <w:t xml:space="preserve">A relationship between two variables   ·   The distribution of 1,000 simulated outcomes   ·   A trend over eight quarters</w:t>
-            </w:r>
-          </w:p>
-        </w:tc>
-      </w:tr>
-    </w:tbl>
-    <w:p/>
-    <w:p>
-      <w:pPr>
-        <w:pageBreakBefore w:val="true"/>
-        <w:spacing w:after="0"/>
-      </w:pPr>
-      <w:r>
-        <w:rPr>
-          <w:sz w:val="2"/>
-        </w:rPr>
-        <w:t xml:space="preserve"> </w:t>
-      </w:r>
-    </w:p>
-    <w:tbl>
-      <w:tblPr>
-        <w:tblW w:type="pct" w:w="100%"/>
-        <w:tblLayout w:type="fixed"/>
-        <w:tblBorders>
-          <w:top w:val="single" w:color="353A7C" w:sz="4"/>
-          <w:left w:val="single" w:color="353A7C" w:sz="4"/>
-          <w:bottom w:val="single" w:color="353A7C" w:sz="4"/>
-          <w:right w:val="single" w:color="353A7C" w:sz="4"/>
-          <w:insideH w:val="single" w:color="353A7C" w:sz="4"/>
-          <w:insideV w:val="single" w:color="353A7C" w:sz="4"/>
-        </w:tblBorders>
-      </w:tblPr>
-      <w:tblGrid>
-        <w:gridCol w:w="9600"/>
-      </w:tblGrid>
-      <w:tr>
-        <w:tc>
-          <w:tcPr>
-            <w:tcW w:type="pct" w:w="5000"/>
-            <w:shd w:fill="F2F4FB" w:val="clear"/>
-            <w:tcMar>
-              <w:top w:type="dxa" w:w="50"/>
-              <w:left w:type="dxa" w:w="110"/>
-              <w:bottom w:type="dxa" w:w="50"/>
-              <w:right w:type="dxa" w:w="110"/>
-            </w:tcMar>
-          </w:tcPr>
-          <w:p>
-            <w:pPr>
-              <w:spacing w:before="30" w:after="30"/>
-            </w:pPr>
-            <w:r>
-              <w:rPr>
-                <w:b/>
-                <w:bCs/>
-                <w:color w:val="353A7C"/>
-                <w:sz w:val="19"/>
-                <w:szCs w:val="19"/>
-              </w:rPr>
-              <w:t xml:space="preserve">The pattern behind the choice</w:t>
-            </w:r>
-          </w:p>
-        </w:tc>
-      </w:tr>
-    </w:tbl>
-    <w:p/>
-    <w:p>
-      <w:pPr>
-        <w:spacing w:before="44" w:after="14"/>
-      </w:pPr>
-      <w:r>
-        <w:rPr>
-          <w:b/>
-          <w:bCs/>
-          <w:color w:val="353A7C"/>
-          <w:sz w:val="18"/>
-          <w:szCs w:val="18"/>
-        </w:rPr>
-        <w:t xml:space="preserve">Summary 3</w:t>
-      </w:r>
-      <w:r>
-        <w:rPr>
-          <w:color w:val="6B7280"/>
-          <w:sz w:val="16"/>
-          <w:szCs w:val="16"/>
-        </w:rPr>
-        <w:t xml:space="preserve">      gaps 23–26</w:t>
-      </w:r>
-    </w:p>
-    <w:p>
-      <w:pPr>
-        <w:spacing w:before="20" w:after="20" w:line="360" w:lineRule="auto"/>
-        <w:ind w:left="200"/>
-      </w:pPr>
-      <w:r>
-        <w:rPr>
-          <w:sz w:val="19"/>
-          <w:szCs w:val="19"/>
-        </w:rPr>
-        <w:t xml:space="preserve">Start from what the reader must see, not from what the </w:t>
-      </w:r>
-      <w:r>
-        <w:rPr>
-          <w:b/>
-          <w:bCs/>
-          <w:color w:val="8186EF"/>
-          <w:sz w:val="15"/>
-          <w:szCs w:val="15"/>
-        </w:rPr>
-        <w:t xml:space="preserve"> (23) </w:t>
-      </w:r>
-      <w:r>
-        <w:rPr>
-          <w:u w:val="single"/>
-          <w:sz w:val="19"/>
-          <w:szCs w:val="19"/>
-        </w:rPr>
-        <w:t xml:space="preserve">           </w:t>
-      </w:r>
-      <w:r>
-        <w:rPr>
-          <w:sz w:val="19"/>
-          <w:szCs w:val="19"/>
-        </w:rPr>
-        <w:t xml:space="preserve"> </w:t>
-      </w:r>
-      <w:r>
-        <w:rPr>
-          <w:sz w:val="19"/>
-          <w:szCs w:val="19"/>
-        </w:rPr>
-        <w:t xml:space="preserve"> produced. </w:t>
-      </w:r>
-      <w:r>
-        <w:rPr>
-          <w:sz w:val="19"/>
-          <w:szCs w:val="19"/>
-        </w:rPr>
-        <w:t xml:space="preserve">Reject the options that show </w:t>
-      </w:r>
-      <w:r>
-        <w:rPr>
-          <w:b/>
-          <w:bCs/>
-          <w:color w:val="8186EF"/>
-          <w:sz w:val="15"/>
-          <w:szCs w:val="15"/>
-        </w:rPr>
-        <w:t xml:space="preserve"> (24) </w:t>
-      </w:r>
-      <w:r>
-        <w:rPr>
-          <w:u w:val="single"/>
-          <w:sz w:val="19"/>
-          <w:szCs w:val="19"/>
-        </w:rPr>
-        <w:t xml:space="preserve">            </w:t>
-      </w:r>
-      <w:r>
-        <w:rPr>
-          <w:sz w:val="19"/>
-          <w:szCs w:val="19"/>
-        </w:rPr>
-        <w:t xml:space="preserve"> </w:t>
-      </w:r>
-      <w:r>
-        <w:rPr>
-          <w:sz w:val="19"/>
-          <w:szCs w:val="19"/>
-        </w:rPr>
-        <w:t xml:space="preserve"> or show too little, and say why. </w:t>
-      </w:r>
-      <w:r>
-        <w:rPr>
-          <w:sz w:val="19"/>
-          <w:szCs w:val="19"/>
-        </w:rPr>
-        <w:t xml:space="preserve">Title the exhibit with the </w:t>
-      </w:r>
-      <w:r>
-        <w:rPr>
-          <w:b/>
-          <w:bCs/>
-          <w:color w:val="8186EF"/>
-          <w:sz w:val="15"/>
-          <w:szCs w:val="15"/>
-        </w:rPr>
-        <w:t xml:space="preserve"> (25) </w:t>
-      </w:r>
-      <w:r>
-        <w:rPr>
-          <w:u w:val="single"/>
-          <w:sz w:val="19"/>
-          <w:szCs w:val="19"/>
-        </w:rPr>
-        <w:t xml:space="preserve">           </w:t>
-      </w:r>
-      <w:r>
-        <w:rPr>
-          <w:sz w:val="19"/>
-          <w:szCs w:val="19"/>
-        </w:rPr>
-        <w:t xml:space="preserve"> </w:t>
-      </w:r>
-      <w:r>
-        <w:rPr>
-          <w:sz w:val="19"/>
-          <w:szCs w:val="19"/>
-        </w:rPr>
-        <w:t xml:space="preserve">, not with the axes. </w:t>
-      </w:r>
-      <w:r>
-        <w:rPr>
-          <w:sz w:val="19"/>
-          <w:szCs w:val="19"/>
-        </w:rPr>
-        <w:t xml:space="preserve">Put the </w:t>
-      </w:r>
-      <w:r>
-        <w:rPr>
-          <w:b/>
-          <w:bCs/>
-          <w:color w:val="8186EF"/>
-          <w:sz w:val="15"/>
-          <w:szCs w:val="15"/>
-        </w:rPr>
-        <w:t xml:space="preserve"> (26) </w:t>
-      </w:r>
-      <w:r>
-        <w:rPr>
-          <w:u w:val="single"/>
-          <w:sz w:val="19"/>
-          <w:szCs w:val="19"/>
-        </w:rPr>
-        <w:t xml:space="preserve">           </w:t>
-      </w:r>
-      <w:r>
-        <w:rPr>
-          <w:sz w:val="19"/>
-          <w:szCs w:val="19"/>
-        </w:rPr>
-        <w:t xml:space="preserve"> </w:t>
-      </w:r>
-      <w:r>
-        <w:rPr>
-          <w:sz w:val="19"/>
-          <w:szCs w:val="19"/>
-        </w:rPr>
-        <w:t xml:space="preserve"> on the exhibit, where it will be read. </w:t>
-      </w:r>
-    </w:p>
-    <w:tbl>
-      <w:tblPr>
-        <w:tblW w:type="pct" w:w="100%"/>
-        <w:tblLayout w:type="fixed"/>
-        <w:tblBorders>
-          <w:top w:val="single" w:color="FBFAF6" w:sz="4"/>
-          <w:left w:val="single" w:color="FBFAF6" w:sz="4"/>
-          <w:bottom w:val="single" w:color="FBFAF6" w:sz="4"/>
-          <w:right w:val="single" w:color="FBFAF6" w:sz="4"/>
-          <w:insideH w:val="single" w:color="FBFAF6" w:sz="4"/>
-          <w:insideV w:val="single" w:color="FBFAF6" w:sz="4"/>
-        </w:tblBorders>
-      </w:tblPr>
-      <w:tblGrid>
-        <w:gridCol w:w="9600"/>
-      </w:tblGrid>
-      <w:tr>
-        <w:tc>
-          <w:tcPr>
-            <w:tcW w:type="pct" w:w="5000"/>
-            <w:shd w:fill="FBFAF6" w:val="clear"/>
-            <w:tcMar>
-              <w:top w:type="dxa" w:w="40"/>
-              <w:left w:type="dxa" w:w="100"/>
-              <w:bottom w:type="dxa" w:w="40"/>
-              <w:right w:type="dxa" w:w="100"/>
-            </w:tcMar>
-          </w:tcPr>
-          <w:p>
-            <w:pPr>
-              <w:spacing w:before="18" w:after="6"/>
-            </w:pPr>
-            <w:r>
-              <w:rPr>
-                <w:b/>
-                <w:bCs/>
-                <w:color w:val="6B7280"/>
-                <w:sz w:val="14"/>
-                <w:szCs w:val="14"/>
-              </w:rPr>
-              <w:t xml:space="preserve">word list</w:t>
-            </w:r>
-          </w:p>
-          <w:p>
-            <w:pPr>
-              <w:spacing w:before="0" w:after="18"/>
-            </w:pPr>
-            <w:r>
-              <w:rPr>
-                <w:b/>
-                <w:bCs/>
-                <w:color w:val="353A7C"/>
-                <w:sz w:val="16"/>
-                <w:szCs w:val="16"/>
-              </w:rPr>
-              <w:t xml:space="preserve">caveat   ·   argument   ·   everything   ·   finding   ·   analysis</w:t>
-            </w:r>
-          </w:p>
-        </w:tc>
-      </w:tr>
-    </w:tbl>
-    <w:p/>
-    <w:tbl>
-      <w:tblPr>
-        <w:tblW w:type="pct" w:w="100%"/>
-        <w:tblLayout w:type="fixed"/>
-        <w:tblBorders>
-          <w:top w:val="single" w:color="353A7C" w:sz="4"/>
-          <w:left w:val="single" w:color="353A7C" w:sz="4"/>
-          <w:bottom w:val="single" w:color="353A7C" w:sz="4"/>
-          <w:right w:val="single" w:color="353A7C" w:sz="4"/>
-          <w:insideH w:val="single" w:color="353A7C" w:sz="4"/>
-          <w:insideV w:val="single" w:color="353A7C" w:sz="4"/>
-        </w:tblBorders>
-      </w:tblPr>
-      <w:tblGrid>
-        <w:gridCol w:w="9600"/>
-      </w:tblGrid>
-      <w:tr>
-        <w:tc>
-          <w:tcPr>
-            <w:tcW w:type="pct" w:w="5000"/>
-            <w:shd w:fill="F2F4FB" w:val="clear"/>
-            <w:tcMar>
-              <w:top w:type="dxa" w:w="50"/>
-              <w:left w:type="dxa" w:w="110"/>
-              <w:bottom w:type="dxa" w:w="50"/>
-              <w:right w:type="dxa" w:w="110"/>
-            </w:tcMar>
-          </w:tcPr>
-          <w:p>
-            <w:pPr>
-              <w:spacing w:before="30" w:after="30"/>
-            </w:pPr>
-            <w:r>
-              <w:rPr>
-                <w:b/>
-                <w:bCs/>
-                <w:color w:val="353A7C"/>
-                <w:sz w:val="19"/>
-                <w:szCs w:val="19"/>
-              </w:rPr>
-              <w:t xml:space="preserve">Exam view</w:t>
-            </w:r>
-          </w:p>
-        </w:tc>
-      </w:tr>
-    </w:tbl>
-    <w:p/>
-    <w:p>
-      <w:pPr>
-        <w:spacing w:before="44" w:after="14"/>
-      </w:pPr>
-      <w:r>
-        <w:rPr>
-          <w:b/>
-          <w:bCs/>
-          <w:color w:val="353A7C"/>
-          <w:sz w:val="18"/>
-          <w:szCs w:val="18"/>
-        </w:rPr>
-        <w:t xml:space="preserve">Summary 4</w:t>
-      </w:r>
-      <w:r>
-        <w:rPr>
-          <w:color w:val="6B7280"/>
-          <w:sz w:val="16"/>
-          <w:szCs w:val="16"/>
-        </w:rPr>
-        <w:t xml:space="preserve">      gaps 27–30</w:t>
-      </w:r>
-    </w:p>
-    <w:p>
-      <w:pPr>
-        <w:spacing w:before="20" w:after="20" w:line="360" w:lineRule="auto"/>
-        <w:ind w:left="200"/>
-      </w:pPr>
-      <w:r>
-        <w:rPr>
-          <w:sz w:val="19"/>
-          <w:szCs w:val="19"/>
-        </w:rPr>
-        <w:t xml:space="preserve">A Level C question gives a </w:t>
-      </w:r>
-      <w:r>
-        <w:rPr>
-          <w:b/>
-          <w:bCs/>
-          <w:color w:val="8186EF"/>
-          <w:sz w:val="15"/>
-          <w:szCs w:val="15"/>
-        </w:rPr>
-        <w:t xml:space="preserve"> (27) </w:t>
-      </w:r>
-      <w:r>
-        <w:rPr>
-          <w:u w:val="single"/>
-          <w:sz w:val="19"/>
-          <w:szCs w:val="19"/>
-        </w:rPr>
-        <w:t xml:space="preserve">           </w:t>
-      </w:r>
-      <w:r>
-        <w:rPr>
-          <w:sz w:val="19"/>
-          <w:szCs w:val="19"/>
-        </w:rPr>
-        <w:t xml:space="preserve"> </w:t>
-      </w:r>
-      <w:r>
-        <w:rPr>
-          <w:sz w:val="19"/>
-          <w:szCs w:val="19"/>
-        </w:rPr>
-        <w:t xml:space="preserve"> and several chart options. </w:t>
-      </w:r>
-      <w:r>
-        <w:rPr>
-          <w:sz w:val="19"/>
-          <w:szCs w:val="19"/>
-        </w:rPr>
-        <w:t xml:space="preserve">Name what the </w:t>
-      </w:r>
-      <w:r>
-        <w:rPr>
-          <w:b/>
-          <w:bCs/>
-          <w:color w:val="8186EF"/>
-          <w:sz w:val="15"/>
-          <w:szCs w:val="15"/>
-        </w:rPr>
-        <w:t xml:space="preserve"> (28) </w:t>
-      </w:r>
-      <w:r>
-        <w:rPr>
-          <w:u w:val="single"/>
-          <w:sz w:val="19"/>
-          <w:szCs w:val="19"/>
-        </w:rPr>
-        <w:t xml:space="preserve">           </w:t>
-      </w:r>
-      <w:r>
-        <w:rPr>
-          <w:sz w:val="19"/>
-          <w:szCs w:val="19"/>
-        </w:rPr>
-        <w:t xml:space="preserve"> </w:t>
-      </w:r>
-      <w:r>
-        <w:rPr>
-          <w:sz w:val="19"/>
-          <w:szCs w:val="19"/>
-        </w:rPr>
-        <w:t xml:space="preserve"> must see, choose the form that shows it, and say what the </w:t>
-      </w:r>
-      <w:r>
-        <w:rPr>
-          <w:b/>
-          <w:bCs/>
-          <w:color w:val="8186EF"/>
-          <w:sz w:val="15"/>
-          <w:szCs w:val="15"/>
-        </w:rPr>
-        <w:t xml:space="preserve"> (29) </w:t>
-      </w:r>
-      <w:r>
-        <w:rPr>
-          <w:u w:val="single"/>
-          <w:sz w:val="19"/>
-          <w:szCs w:val="19"/>
-        </w:rPr>
-        <w:t xml:space="preserve">           </w:t>
-      </w:r>
-      <w:r>
-        <w:rPr>
-          <w:sz w:val="19"/>
-          <w:szCs w:val="19"/>
-        </w:rPr>
-        <w:t xml:space="preserve"> </w:t>
-      </w:r>
-      <w:r>
-        <w:rPr>
-          <w:sz w:val="19"/>
-          <w:szCs w:val="19"/>
-        </w:rPr>
-        <w:t xml:space="preserve"> options would have failed to convey. </w:t>
-      </w:r>
-      <w:r>
-        <w:rPr>
-          <w:sz w:val="19"/>
-          <w:szCs w:val="19"/>
-        </w:rPr>
-        <w:t xml:space="preserve">Choosing </w:t>
-      </w:r>
-      <w:r>
-        <w:rPr>
-          <w:b/>
-          <w:bCs/>
-          <w:color w:val="8186EF"/>
-          <w:sz w:val="15"/>
-          <w:szCs w:val="15"/>
-        </w:rPr>
-        <w:t xml:space="preserve"> (30) </w:t>
-      </w:r>
-      <w:r>
-        <w:rPr>
-          <w:u w:val="single"/>
-          <w:sz w:val="19"/>
-          <w:szCs w:val="19"/>
-        </w:rPr>
-        <w:t xml:space="preserve">           </w:t>
-      </w:r>
-      <w:r>
-        <w:rPr>
-          <w:sz w:val="19"/>
-          <w:szCs w:val="19"/>
-        </w:rPr>
-        <w:t xml:space="preserve"> </w:t>
-      </w:r>
-      <w:r>
-        <w:rPr>
-          <w:sz w:val="19"/>
-          <w:szCs w:val="19"/>
-        </w:rPr>
-        <w:t xml:space="preserve"> without the reason earns less than the reason deserves. </w:t>
-      </w:r>
-    </w:p>
-    <w:tbl>
-      <w:tblPr>
-        <w:tblW w:type="pct" w:w="100%"/>
-        <w:tblLayout w:type="fixed"/>
-        <w:tblBorders>
-          <w:top w:val="single" w:color="FBFAF6" w:sz="4"/>
-          <w:left w:val="single" w:color="FBFAF6" w:sz="4"/>
-          <w:bottom w:val="single" w:color="FBFAF6" w:sz="4"/>
-          <w:right w:val="single" w:color="FBFAF6" w:sz="4"/>
-          <w:insideH w:val="single" w:color="FBFAF6" w:sz="4"/>
-          <w:insideV w:val="single" w:color="FBFAF6" w:sz="4"/>
-        </w:tblBorders>
-      </w:tblPr>
-      <w:tblGrid>
-        <w:gridCol w:w="9600"/>
-      </w:tblGrid>
-      <w:tr>
-        <w:tc>
-          <w:tcPr>
-            <w:tcW w:type="pct" w:w="5000"/>
-            <w:shd w:fill="FBFAF6" w:val="clear"/>
-            <w:tcMar>
-              <w:top w:type="dxa" w:w="40"/>
-              <w:left w:type="dxa" w:w="100"/>
-              <w:bottom w:type="dxa" w:w="40"/>
-              <w:right w:type="dxa" w:w="100"/>
-            </w:tcMar>
-          </w:tcPr>
-          <w:p>
-            <w:pPr>
-              <w:spacing w:before="18" w:after="6"/>
-            </w:pPr>
-            <w:r>
-              <w:rPr>
-                <w:b/>
-                <w:bCs/>
-                <w:color w:val="6B7280"/>
-                <w:sz w:val="14"/>
-                <w:szCs w:val="14"/>
-              </w:rPr>
-              <w:t xml:space="preserve">word list</w:t>
-            </w:r>
-          </w:p>
-          <w:p>
-            <w:pPr>
-              <w:spacing w:before="0" w:after="18"/>
-            </w:pPr>
-            <w:r>
-              <w:rPr>
-                <w:b/>
-                <w:bCs/>
-                <w:color w:val="353A7C"/>
-                <w:sz w:val="16"/>
-                <w:szCs w:val="16"/>
-              </w:rPr>
-              <w:t xml:space="preserve">rejected   ·   situation   ·   reader   ·   Choosing   ·   correctly</w:t>
-            </w:r>
-          </w:p>
-        </w:tc>
-      </w:tr>
-    </w:tbl>
-    <w:p/>
-    <w:tbl>
-      <w:tblPr>
-        <w:tblW w:type="pct" w:w="100%"/>
-        <w:tblLayout w:type="fixed"/>
-        <w:tblBorders>
-          <w:top w:val="single" w:color="353A7C" w:sz="6"/>
-          <w:left w:val="single" w:color="353A7C" w:sz="6"/>
-          <w:bottom w:val="single" w:color="353A7C" w:sz="6"/>
-          <w:right w:val="single" w:color="353A7C" w:sz="6"/>
-          <w:insideH w:val="single" w:color="353A7C" w:sz="6"/>
-          <w:insideV w:val="single" w:color="353A7C" w:sz="6"/>
-        </w:tblBorders>
-      </w:tblPr>
-      <w:tblGrid>
-        <w:gridCol w:w="4608"/>
-        <w:gridCol w:w="4992"/>
-      </w:tblGrid>
-      <w:tr>
-        <w:tc>
-          <w:tcPr>
-            <w:tcW w:type="pct" w:w="5000"/>
-            <w:gridSpan w:val="2"/>
-            <w:shd w:fill="353A7C" w:val="clear"/>
-            <w:tcMar>
-              <w:top w:type="dxa" w:w="60"/>
-              <w:left w:type="dxa" w:w="120"/>
-              <w:bottom w:type="dxa" w:w="60"/>
-              <w:right w:type="dxa" w:w="120"/>
-            </w:tcMar>
-          </w:tcPr>
-          <w:p>
-            <w:pPr>
-              <w:spacing w:before="40" w:after="40"/>
-            </w:pPr>
-            <w:r>
-              <w:rPr>
-                <w:b/>
-                <w:bCs/>
-                <w:color w:val="FFFFFF"/>
-                <w:sz w:val="17"/>
-                <w:szCs w:val="17"/>
-              </w:rPr>
-              <w:t xml:space="preserve">Exam view</w:t>
-            </w:r>
-          </w:p>
-        </w:tc>
-      </w:tr>
-      <w:tr>
-        <w:tc>
-          <w:tcPr>
-            <w:tcW w:type="pct" w:w="2400"/>
-            <w:shd w:fill="353A7C" w:val="clear"/>
-            <w:tcMar>
-              <w:top w:type="dxa" w:w="50"/>
-              <w:left w:type="dxa" w:w="110"/>
-              <w:bottom w:type="dxa" w:w="50"/>
-              <w:right w:type="dxa" w:w="110"/>
-            </w:tcMar>
-          </w:tcPr>
-          <w:p>
-            <w:pPr>
-              <w:spacing w:before="30" w:after="30"/>
-            </w:pPr>
-            <w:r>
-              <w:rPr>
-                <w:b/>
-                <w:bCs/>
-                <w:color w:val="FFFFFF"/>
-                <w:sz w:val="15"/>
-                <w:szCs w:val="15"/>
-              </w:rPr>
-              <w:t xml:space="preserve">Item</w:t>
-            </w:r>
-          </w:p>
-        </w:tc>
-        <w:tc>
-          <w:tcPr>
-            <w:tcW w:type="pct" w:w="2600"/>
-            <w:shd w:fill="353A7C" w:val="clear"/>
-            <w:tcMar>
-              <w:top w:type="dxa" w:w="50"/>
-              <w:left w:type="dxa" w:w="110"/>
-              <w:bottom w:type="dxa" w:w="50"/>
-              <w:right w:type="dxa" w:w="110"/>
-            </w:tcMar>
-          </w:tcPr>
-          <w:p>
-            <w:pPr>
-              <w:spacing w:before="30" w:after="30"/>
-            </w:pPr>
-            <w:r>
-              <w:rPr>
-                <w:b/>
-                <w:bCs/>
-                <w:color w:val="FFFFFF"/>
-                <w:sz w:val="15"/>
-                <w:szCs w:val="15"/>
-              </w:rPr>
-              <w:t xml:space="preserve">Answer</w:t>
-            </w:r>
-          </w:p>
-        </w:tc>
-      </w:tr>
-      <w:tr>
-        <w:tc>
-          <w:tcPr>
-            <w:tcW w:type="pct" w:w="2400"/>
-            <w:tcMar>
-              <w:top w:type="dxa" w:w="50"/>
-              <w:left w:type="dxa" w:w="110"/>
-              <w:bottom w:type="dxa" w:w="50"/>
-              <w:right w:type="dxa" w:w="110"/>
-            </w:tcMar>
-          </w:tcPr>
-          <w:p>
-            <w:pPr>
-              <w:spacing w:before="28" w:after="28"/>
-            </w:pPr>
-            <w:r>
-              <w:rPr>
-                <w:sz w:val="15"/>
-                <w:szCs w:val="15"/>
-              </w:rPr>
-              <w:t xml:space="preserve">A relationship between two variables</w:t>
-            </w:r>
-          </w:p>
-        </w:tc>
-        <w:tc>
-          <w:tcPr>
-            <w:tcW w:type="pct" w:w="2600"/>
-            <w:tcMar>
-              <w:top w:type="dxa" w:w="50"/>
-              <w:left w:type="dxa" w:w="110"/>
-              <w:bottom w:type="dxa" w:w="50"/>
-              <w:right w:type="dxa" w:w="110"/>
-            </w:tcMar>
-          </w:tcPr>
-          <w:p>
-            <w:pPr>
-              <w:spacing w:before="28" w:after="28"/>
-            </w:pPr>
-            <w:r>
-              <w:rPr>
-                <w:sz w:val="15"/>
-                <w:szCs w:val="15"/>
-              </w:rPr>
-              <w:t xml:space="preserve">A scatter plot — each point is one observation placed against both variables</w:t>
-            </w:r>
-          </w:p>
-        </w:tc>
-      </w:tr>
-      <w:tr>
-        <w:tc>
-          <w:tcPr>
-            <w:tcW w:type="pct" w:w="2400"/>
-            <w:shd w:fill="FBFAF6" w:val="clear"/>
-            <w:tcMar>
-              <w:top w:type="dxa" w:w="50"/>
-              <w:left w:type="dxa" w:w="110"/>
-              <w:bottom w:type="dxa" w:w="50"/>
-              <w:right w:type="dxa" w:w="110"/>
-            </w:tcMar>
-          </w:tcPr>
-          <w:p>
-            <w:pPr>
-              <w:spacing w:before="28" w:after="28"/>
-            </w:pPr>
-            <w:r>
-              <w:rPr>
-                <w:sz w:val="15"/>
-                <w:szCs w:val="15"/>
-              </w:rPr>
-              <w:t xml:space="preserve">A trend over eight quarters</w:t>
-            </w:r>
-          </w:p>
-        </w:tc>
-        <w:tc>
-          <w:tcPr>
-            <w:tcW w:type="pct" w:w="2600"/>
-            <w:shd w:fill="FBFAF6" w:val="clear"/>
-            <w:tcMar>
-              <w:top w:type="dxa" w:w="50"/>
-              <w:left w:type="dxa" w:w="110"/>
-              <w:bottom w:type="dxa" w:w="50"/>
-              <w:right w:type="dxa" w:w="110"/>
-            </w:tcMar>
-          </w:tcPr>
-          <w:p>
-            <w:pPr>
-              <w:spacing w:before="28" w:after="28"/>
-            </w:pPr>
-            <w:r>
-              <w:rPr>
-                <w:sz w:val="15"/>
-                <w:szCs w:val="15"/>
-              </w:rPr>
-              <w:t xml:space="preserve">Why: a line chart shows </w:t>
-            </w:r>
-            <w:r>
-              <w:rPr>
-                <w:b/>
-                <w:bCs/>
-                <w:color w:val="8186EF"/>
-                <w:sz w:val="14"/>
-                <w:szCs w:val="14"/>
-              </w:rPr>
-              <w:t xml:space="preserve"> (31) </w:t>
-            </w:r>
-            <w:r>
-              <w:rPr>
-                <w:u w:val="single"/>
-                <w:sz w:val="15"/>
-                <w:szCs w:val="15"/>
-              </w:rPr>
-              <w:t xml:space="preserve">              </w:t>
-            </w:r>
-            <w:r>
-              <w:rPr>
-                <w:sz w:val="15"/>
-                <w:szCs w:val="15"/>
-              </w:rPr>
-              <w:t xml:space="preserve"> </w:t>
-            </w:r>
-            <w:r>
-              <w:rPr>
-                <w:sz w:val="15"/>
-                <w:szCs w:val="15"/>
-              </w:rPr>
-              <w:t xml:space="preserve"> over time, and the slope between points carries the message</w:t>
-            </w:r>
-          </w:p>
-        </w:tc>
-      </w:tr>
-      <w:tr>
-        <w:tc>
-          <w:tcPr>
-            <w:tcW w:type="pct" w:w="2400"/>
-            <w:tcMar>
-              <w:top w:type="dxa" w:w="50"/>
-              <w:left w:type="dxa" w:w="110"/>
-              <w:bottom w:type="dxa" w:w="50"/>
-              <w:right w:type="dxa" w:w="110"/>
-            </w:tcMar>
-          </w:tcPr>
-          <w:p>
-            <w:pPr>
-              <w:spacing w:before="28" w:after="28"/>
-            </w:pPr>
-            <w:r>
-              <w:rPr>
-                <w:sz w:val="15"/>
-                <w:szCs w:val="15"/>
-              </w:rPr>
-              <w:t xml:space="preserve">The distribution of 1,000 simulated outcomes</w:t>
-            </w:r>
-          </w:p>
-        </w:tc>
-        <w:tc>
-          <w:tcPr>
-            <w:tcW w:type="pct" w:w="2600"/>
-            <w:tcMar>
-              <w:top w:type="dxa" w:w="50"/>
-              <w:left w:type="dxa" w:w="110"/>
-              <w:bottom w:type="dxa" w:w="50"/>
-              <w:right w:type="dxa" w:w="110"/>
-            </w:tcMar>
-          </w:tcPr>
-          <w:p>
-            <w:pPr>
-              <w:spacing w:before="28" w:after="28"/>
-            </w:pPr>
-            <w:r>
-              <w:rPr>
-                <w:sz w:val="15"/>
-                <w:szCs w:val="15"/>
-              </w:rPr>
-              <w:t xml:space="preserve">A </w:t>
-            </w:r>
-            <w:r>
-              <w:rPr>
-                <w:b/>
-                <w:bCs/>
-                <w:color w:val="8186EF"/>
-                <w:sz w:val="14"/>
-                <w:szCs w:val="14"/>
-              </w:rPr>
-              <w:t xml:space="preserve"> (32) </w:t>
-            </w:r>
-            <w:r>
-              <w:rPr>
-                <w:u w:val="single"/>
-                <w:sz w:val="15"/>
-                <w:szCs w:val="15"/>
-              </w:rPr>
-              <w:t xml:space="preserve">              </w:t>
-            </w:r>
-            <w:r>
-              <w:rPr>
-                <w:sz w:val="15"/>
-                <w:szCs w:val="15"/>
-              </w:rPr>
-              <w:t xml:space="preserve"> </w:t>
-            </w:r>
-            <w:r>
-              <w:rPr>
-                <w:sz w:val="15"/>
-                <w:szCs w:val="15"/>
-              </w:rPr>
-              <w:t xml:space="preserve"> — it shows the shape of the distribution and the spread around its centre</w:t>
-            </w:r>
-          </w:p>
-        </w:tc>
-      </w:tr>
-      <w:tr>
-        <w:tc>
-          <w:tcPr>
-            <w:tcW w:type="pct" w:w="2400"/>
-            <w:shd w:fill="FBFAF6" w:val="clear"/>
-            <w:tcMar>
-              <w:top w:type="dxa" w:w="50"/>
-              <w:left w:type="dxa" w:w="110"/>
-              <w:bottom w:type="dxa" w:w="50"/>
-              <w:right w:type="dxa" w:w="110"/>
-            </w:tcMar>
-          </w:tcPr>
-          <w:p>
-            <w:pPr>
-              <w:spacing w:before="28" w:after="28"/>
-            </w:pPr>
-            <w:r>
-              <w:rPr>
-                <w:sz w:val="15"/>
-                <w:szCs w:val="15"/>
-              </w:rPr>
-              <w:t xml:space="preserve">Exact figures the reader will read off</w:t>
-            </w:r>
-          </w:p>
-        </w:tc>
-        <w:tc>
-          <w:tcPr>
-            <w:tcW w:type="pct" w:w="2600"/>
-            <w:shd w:fill="FBFAF6" w:val="clear"/>
-            <w:tcMar>
-              <w:top w:type="dxa" w:w="50"/>
-              <w:left w:type="dxa" w:w="110"/>
-              <w:bottom w:type="dxa" w:w="50"/>
-              <w:right w:type="dxa" w:w="110"/>
-            </w:tcMar>
-          </w:tcPr>
-          <w:p>
-            <w:pPr>
-              <w:spacing w:before="28" w:after="28"/>
-            </w:pPr>
-            <w:r>
-              <w:rPr>
-                <w:sz w:val="15"/>
-                <w:szCs w:val="15"/>
-              </w:rPr>
-              <w:t xml:space="preserve">A table — where precision matters more than shape, a table beats any chart</w:t>
-            </w:r>
-          </w:p>
-        </w:tc>
-      </w:tr>
-    </w:tbl>
-    <w:p/>
-    <w:tbl>
-      <w:tblPr>
-        <w:tblW w:type="pct" w:w="100%"/>
-        <w:tblLayout w:type="fixed"/>
-        <w:tblBorders>
-          <w:top w:val="single" w:color="FBFAF6" w:sz="4"/>
-          <w:left w:val="single" w:color="FBFAF6" w:sz="4"/>
-          <w:bottom w:val="single" w:color="FBFAF6" w:sz="4"/>
-          <w:right w:val="single" w:color="FBFAF6" w:sz="4"/>
-          <w:insideH w:val="single" w:color="FBFAF6" w:sz="4"/>
-          <w:insideV w:val="single" w:color="FBFAF6" w:sz="4"/>
-        </w:tblBorders>
-      </w:tblPr>
-      <w:tblGrid>
-        <w:gridCol w:w="9600"/>
-      </w:tblGrid>
-      <w:tr>
-        <w:tc>
-          <w:tcPr>
-            <w:tcW w:type="pct" w:w="5000"/>
-            <w:shd w:fill="FBFAF6" w:val="clear"/>
-            <w:tcMar>
-              <w:top w:type="dxa" w:w="40"/>
-              <w:left w:type="dxa" w:w="100"/>
-              <w:bottom w:type="dxa" w:w="40"/>
-              <w:right w:type="dxa" w:w="100"/>
-            </w:tcMar>
-          </w:tcPr>
-          <w:p>
-            <w:pPr>
-              <w:spacing w:before="18" w:after="6"/>
-            </w:pPr>
-            <w:r>
-              <w:rPr>
-                <w:b/>
-                <w:bCs/>
-                <w:color w:val="6B7280"/>
-                <w:sz w:val="14"/>
-                <w:szCs w:val="14"/>
-              </w:rPr>
-              <w:t xml:space="preserve">word list</w:t>
-            </w:r>
-          </w:p>
-          <w:p>
-            <w:pPr>
-              <w:spacing w:before="0" w:after="18"/>
-            </w:pPr>
-            <w:r>
-              <w:rPr>
-                <w:b/>
-                <w:bCs/>
-                <w:color w:val="353A7C"/>
-                <w:sz w:val="16"/>
-                <w:szCs w:val="16"/>
-              </w:rPr>
-              <w:t xml:space="preserve">movement   ·   Defect   ·   histogram</w:t>
-            </w:r>
-          </w:p>
-        </w:tc>
-      </w:tr>
-    </w:tbl>
-    <w:p/>
-    <w:p>
-      <w:pPr>
-        <w:spacing w:before="44" w:after="10"/>
-      </w:pPr>
-      <w:r>
-        <w:rPr>
-          <w:b/>
-          <w:bCs/>
-          <w:color w:val="353A7C"/>
-          <w:sz w:val="18"/>
-          <w:szCs w:val="18"/>
-        </w:rPr>
-        <w:t xml:space="preserve">Feature of the slide — Category</w:t>
-      </w:r>
-    </w:p>
-    <w:p>
-      <w:pPr>
-        <w:spacing w:before="0" w:after="12"/>
-      </w:pPr>
-      <w:r>
-        <w:rPr>
-          <w:color w:val="6B7280"/>
-          <w:sz w:val="15"/>
-          <w:szCs w:val="15"/>
-        </w:rPr>
-        <w:t xml:space="preserve">Every item belongs to exactly one group.</w:t>
-      </w:r>
-    </w:p>
-    <w:p>
-      <w:pPr>
-        <w:spacing w:after="40" w:before="90"/>
-        <w:jc w:val="center"/>
-      </w:pPr>
-      <w:r>
-        <w:drawing>
-          <wp:inline distT="0" distB="0" distL="0" distR="0">
-            <wp:extent cx="5734050" cy="1871100"/>
-            <wp:effectExtent t="0" r="0" b="0" l="0"/>
-            <wp:docPr id="1" name="" descr="" title=""/>
-            <wp:cNvGraphicFramePr>
-              <a:graphicFrameLocks xmlns:a="http://schemas.openxmlformats.org/drawingml/2006/main" noChangeAspect="1"/>
-            </wp:cNvGraphicFramePr>
-            <a:graphic xmlns:a="http://schemas.openxmlformats.org/drawingml/2006/main">
-              <a:graphicData uri="http://schemas.openxmlformats.org/drawingml/2006/picture">
-                <pic:pic xmlns:pic="http://schemas.openxmlformats.org/drawingml/2006/picture">
-                  <pic:nvPicPr>
-                    <pic:cNvPr id="0" name="" descr=""/>
-                    <pic:cNvPicPr>
-                      <a:picLocks noChangeAspect="1" noChangeArrowheads="1"/>
-                    </pic:cNvPicPr>
-                  </pic:nvPicPr>
-                  <pic:blipFill>
-                    <a:blip r:embed="rId104" cstate="none"/>
-                    <a:srcRect/>
-                    <a:stretch>
-                      <a:fillRect/>
-                    </a:stretch>
-                  </pic:blipFill>
-                  <pic:spPr bwMode="auto">
-                    <a:xfrm>
-                      <a:off x="0" y="0"/>
-                      <a:ext cx="5734050" cy="1871100"/>
-                    </a:xfrm>
-                    <a:prstGeom prst="rect">
-                      <a:avLst/>
-                    </a:prstGeom>
-                  </pic:spPr>
-                </pic:pic>
-              </a:graphicData>
-            </a:graphic>
-          </wp:inline>
-        </w:drawing>
-      </w:r>
-    </w:p>
-    <w:tbl>
-      <w:tblPr>
-        <w:tblW w:type="pct" w:w="100%"/>
-        <w:tblLayout w:type="fixed"/>
-        <w:tblBorders>
-          <w:top w:val="single" w:color="FBFAF6" w:sz="4"/>
-          <w:left w:val="single" w:color="FBFAF6" w:sz="4"/>
-          <w:bottom w:val="single" w:color="FBFAF6" w:sz="4"/>
-          <w:right w:val="single" w:color="FBFAF6" w:sz="4"/>
-          <w:insideH w:val="single" w:color="FBFAF6" w:sz="4"/>
-          <w:insideV w:val="single" w:color="FBFAF6" w:sz="4"/>
-        </w:tblBorders>
-      </w:tblPr>
-      <w:tblGrid>
-        <w:gridCol w:w="9600"/>
-      </w:tblGrid>
-      <w:tr>
-        <w:tc>
-          <w:tcPr>
-            <w:tcW w:type="pct" w:w="5000"/>
-            <w:shd w:fill="FBFAF6" w:val="clear"/>
-            <w:tcMar>
-              <w:top w:type="dxa" w:w="40"/>
-              <w:left w:type="dxa" w:w="100"/>
-              <w:bottom w:type="dxa" w:w="40"/>
-              <w:right w:type="dxa" w:w="100"/>
-            </w:tcMar>
-          </w:tcPr>
-          <w:p>
-            <w:pPr>
-              <w:spacing w:before="18" w:after="6"/>
-            </w:pPr>
-            <w:r>
-              <w:rPr>
-                <w:b/>
-                <w:bCs/>
-                <w:color w:val="6B7280"/>
-                <w:sz w:val="14"/>
-                <w:szCs w:val="14"/>
-              </w:rPr>
-              <w:t xml:space="preserve">word list</w:t>
-            </w:r>
-          </w:p>
-          <w:p>
-            <w:pPr>
-              <w:spacing w:before="0" w:after="18"/>
-            </w:pPr>
-            <w:r>
-              <w:rPr>
-                <w:b/>
-                <w:bCs/>
-                <w:color w:val="353A7C"/>
-                <w:sz w:val="16"/>
-                <w:szCs w:val="16"/>
-              </w:rPr>
-              <w:t xml:space="preserve">Two charts and two messages on one slide   ·   The title names the axes rather than the finding   ·   The bar chart's axis begins at 205,000</w:t>
+              <w:t xml:space="preserve">Two charts and two messages on one slide   ·   The bar chart's axis begins at 205,000   ·   The title names the axes rather than the finding</w:t>
             </w:r>
           </w:p>
         </w:tc>
@@ -10905,7 +10761,7 @@
                 <w:sz w:val="16"/>
                 <w:szCs w:val="16"/>
               </w:rPr>
-              <w:t xml:space="preserve">outcome</w:t>
+              <w:t xml:space="preserve">visualization</w:t>
             </w:r>
           </w:p>
         </w:tc>
@@ -10931,14 +10787,14 @@
                 <w:sz w:val="16"/>
                 <w:szCs w:val="16"/>
               </w:rPr>
-              <w:t xml:space="preserve">18  </w:t>
-            </w:r>
-            <w:r>
-              <w:rPr>
-                <w:sz w:val="16"/>
-                <w:szCs w:val="16"/>
-              </w:rPr>
-              <w:t xml:space="preserve">exists</w:t>
+              <w:t xml:space="preserve">17  </w:t>
+            </w:r>
+            <w:r>
+              <w:rPr>
+                <w:sz w:val="16"/>
+                <w:szCs w:val="16"/>
+              </w:rPr>
+              <w:t xml:space="preserve">probabilities</w:t>
             </w:r>
           </w:p>
         </w:tc>
@@ -10973,7 +10829,7 @@
                 <w:sz w:val="16"/>
                 <w:szCs w:val="16"/>
               </w:rPr>
-              <w:t xml:space="preserve">visualization</w:t>
+              <w:t xml:space="preserve">defend</w:t>
             </w:r>
           </w:p>
         </w:tc>
@@ -10999,14 +10855,14 @@
                 <w:sz w:val="16"/>
                 <w:szCs w:val="16"/>
               </w:rPr>
-              <w:t xml:space="preserve">19  </w:t>
-            </w:r>
-            <w:r>
-              <w:rPr>
-                <w:sz w:val="16"/>
-                <w:szCs w:val="16"/>
-              </w:rPr>
-              <w:t xml:space="preserve">probabilities</w:t>
+              <w:t xml:space="preserve">18  </w:t>
+            </w:r>
+            <w:r>
+              <w:rPr>
+                <w:sz w:val="16"/>
+                <w:szCs w:val="16"/>
+              </w:rPr>
+              <w:t xml:space="preserve">management</w:t>
             </w:r>
           </w:p>
         </w:tc>
@@ -11067,14 +10923,14 @@
                 <w:sz w:val="16"/>
                 <w:szCs w:val="16"/>
               </w:rPr>
-              <w:t xml:space="preserve">20  </w:t>
-            </w:r>
-            <w:r>
-              <w:rPr>
-                <w:sz w:val="16"/>
-                <w:szCs w:val="16"/>
-              </w:rPr>
-              <w:t xml:space="preserve">management</w:t>
+              <w:t xml:space="preserve">19  </w:t>
+            </w:r>
+            <w:r>
+              <w:rPr>
+                <w:sz w:val="16"/>
+                <w:szCs w:val="16"/>
+              </w:rPr>
+              <w:t xml:space="preserve">Truncating</w:t>
             </w:r>
           </w:p>
         </w:tc>
@@ -11135,14 +10991,14 @@
                 <w:sz w:val="16"/>
                 <w:szCs w:val="16"/>
               </w:rPr>
-              <w:t xml:space="preserve">21  </w:t>
-            </w:r>
-            <w:r>
-              <w:rPr>
-                <w:sz w:val="16"/>
-                <w:szCs w:val="16"/>
-              </w:rPr>
-              <w:t xml:space="preserve">A relationship between two variables</w:t>
+              <w:t xml:space="preserve">20  </w:t>
+            </w:r>
+            <w:r>
+              <w:rPr>
+                <w:sz w:val="16"/>
+                <w:szCs w:val="16"/>
+              </w:rPr>
+              <w:t xml:space="preserve">comfortable</w:t>
             </w:r>
           </w:p>
         </w:tc>
@@ -11203,14 +11059,14 @@
                 <w:sz w:val="16"/>
                 <w:szCs w:val="16"/>
               </w:rPr>
-              <w:t xml:space="preserve">22  </w:t>
-            </w:r>
-            <w:r>
-              <w:rPr>
-                <w:sz w:val="16"/>
-                <w:szCs w:val="16"/>
-              </w:rPr>
-              <w:t xml:space="preserve">The distribution of 1,000 simulated outcomes</w:t>
+              <w:t xml:space="preserve">21  </w:t>
+            </w:r>
+            <w:r>
+              <w:rPr>
+                <w:sz w:val="16"/>
+                <w:szCs w:val="16"/>
+              </w:rPr>
+              <w:t xml:space="preserve">observation</w:t>
             </w:r>
           </w:p>
         </w:tc>
@@ -11271,14 +11127,14 @@
                 <w:sz w:val="16"/>
                 <w:szCs w:val="16"/>
               </w:rPr>
-              <w:t xml:space="preserve">23  </w:t>
-            </w:r>
-            <w:r>
-              <w:rPr>
-                <w:sz w:val="16"/>
-                <w:szCs w:val="16"/>
-              </w:rPr>
-              <w:t xml:space="preserve">analysis</w:t>
+              <w:t xml:space="preserve">22  </w:t>
+            </w:r>
+            <w:r>
+              <w:rPr>
+                <w:sz w:val="16"/>
+                <w:szCs w:val="16"/>
+              </w:rPr>
+              <w:t xml:space="preserve">precision</w:t>
             </w:r>
           </w:p>
         </w:tc>
@@ -11339,14 +11195,14 @@
                 <w:sz w:val="16"/>
                 <w:szCs w:val="16"/>
               </w:rPr>
-              <w:t xml:space="preserve">24  </w:t>
-            </w:r>
-            <w:r>
-              <w:rPr>
-                <w:sz w:val="16"/>
-                <w:szCs w:val="16"/>
-              </w:rPr>
-              <w:t xml:space="preserve">everything</w:t>
+              <w:t xml:space="preserve">23  </w:t>
+            </w:r>
+            <w:r>
+              <w:rPr>
+                <w:sz w:val="16"/>
+                <w:szCs w:val="16"/>
+              </w:rPr>
+              <w:t xml:space="preserve">analysis</w:t>
             </w:r>
           </w:p>
         </w:tc>
@@ -11407,14 +11263,14 @@
                 <w:sz w:val="16"/>
                 <w:szCs w:val="16"/>
               </w:rPr>
-              <w:t xml:space="preserve">25  </w:t>
-            </w:r>
-            <w:r>
-              <w:rPr>
-                <w:sz w:val="16"/>
-                <w:szCs w:val="16"/>
-              </w:rPr>
-              <w:t xml:space="preserve">finding</w:t>
+              <w:t xml:space="preserve">24  </w:t>
+            </w:r>
+            <w:r>
+              <w:rPr>
+                <w:sz w:val="16"/>
+                <w:szCs w:val="16"/>
+              </w:rPr>
+              <w:t xml:space="preserve">Reject</w:t>
             </w:r>
           </w:p>
         </w:tc>
@@ -11475,14 +11331,14 @@
                 <w:sz w:val="16"/>
                 <w:szCs w:val="16"/>
               </w:rPr>
-              <w:t xml:space="preserve">26  </w:t>
-            </w:r>
-            <w:r>
-              <w:rPr>
-                <w:sz w:val="16"/>
-                <w:szCs w:val="16"/>
-              </w:rPr>
-              <w:t xml:space="preserve">caveat</w:t>
+              <w:t xml:space="preserve">25  </w:t>
+            </w:r>
+            <w:r>
+              <w:rPr>
+                <w:sz w:val="16"/>
+                <w:szCs w:val="16"/>
+              </w:rPr>
+              <w:t xml:space="preserve">little</w:t>
             </w:r>
           </w:p>
         </w:tc>
@@ -11543,14 +11399,14 @@
                 <w:sz w:val="16"/>
                 <w:szCs w:val="16"/>
               </w:rPr>
-              <w:t xml:space="preserve">27  </w:t>
-            </w:r>
-            <w:r>
-              <w:rPr>
-                <w:sz w:val="16"/>
-                <w:szCs w:val="16"/>
-              </w:rPr>
-              <w:t xml:space="preserve">situation</w:t>
+              <w:t xml:space="preserve">26  </w:t>
+            </w:r>
+            <w:r>
+              <w:rPr>
+                <w:sz w:val="16"/>
+                <w:szCs w:val="16"/>
+              </w:rPr>
+              <w:t xml:space="preserve">caveat</w:t>
             </w:r>
           </w:p>
         </w:tc>
@@ -11585,7 +11441,7 @@
                 <w:sz w:val="16"/>
                 <w:szCs w:val="16"/>
               </w:rPr>
-              <w:t xml:space="preserve">histogram</w:t>
+              <w:t xml:space="preserve">ninety-fifth</w:t>
             </w:r>
           </w:p>
         </w:tc>
@@ -11611,14 +11467,14 @@
                 <w:sz w:val="16"/>
                 <w:szCs w:val="16"/>
               </w:rPr>
-              <w:t xml:space="preserve">28  </w:t>
-            </w:r>
-            <w:r>
-              <w:rPr>
-                <w:sz w:val="16"/>
-                <w:szCs w:val="16"/>
-              </w:rPr>
-              <w:t xml:space="preserve">reader</w:t>
+              <w:t xml:space="preserve">27  </w:t>
+            </w:r>
+            <w:r>
+              <w:rPr>
+                <w:sz w:val="16"/>
+                <w:szCs w:val="16"/>
+              </w:rPr>
+              <w:t xml:space="preserve">situation</w:t>
             </w:r>
           </w:p>
         </w:tc>
@@ -11653,7 +11509,7 @@
                 <w:sz w:val="16"/>
                 <w:szCs w:val="16"/>
               </w:rPr>
-              <w:t xml:space="preserve">ninety-fifth</w:t>
+              <w:t xml:space="preserve">fixed-cost</w:t>
             </w:r>
           </w:p>
         </w:tc>
@@ -11679,7 +11535,7 @@
                 <w:sz w:val="16"/>
                 <w:szCs w:val="16"/>
               </w:rPr>
-              <w:t xml:space="preserve">29  </w:t>
+              <w:t xml:space="preserve">28  </w:t>
             </w:r>
             <w:r>
               <w:rPr>
@@ -11721,7 +11577,7 @@
                 <w:sz w:val="16"/>
                 <w:szCs w:val="16"/>
               </w:rPr>
-              <w:t xml:space="preserve">Distribution</w:t>
+              <w:t xml:space="preserve">contribution</w:t>
             </w:r>
           </w:p>
         </w:tc>
@@ -11747,14 +11603,14 @@
                 <w:sz w:val="16"/>
                 <w:szCs w:val="16"/>
               </w:rPr>
-              <w:t xml:space="preserve">30  </w:t>
-            </w:r>
-            <w:r>
-              <w:rPr>
-                <w:sz w:val="16"/>
-                <w:szCs w:val="16"/>
-              </w:rPr>
-              <w:t xml:space="preserve">correctly</w:t>
+              <w:t xml:space="preserve">29  </w:t>
+            </w:r>
+            <w:r>
+              <w:rPr>
+                <w:sz w:val="16"/>
+                <w:szCs w:val="16"/>
+              </w:rPr>
+              <w:t xml:space="preserve">failed</w:t>
             </w:r>
           </w:p>
         </w:tc>
@@ -11789,7 +11645,7 @@
                 <w:sz w:val="16"/>
                 <w:szCs w:val="16"/>
               </w:rPr>
-              <w:t xml:space="preserve">contribution</w:t>
+              <w:t xml:space="preserve">Something</w:t>
             </w:r>
           </w:p>
         </w:tc>
@@ -11815,14 +11671,14 @@
                 <w:sz w:val="16"/>
                 <w:szCs w:val="16"/>
               </w:rPr>
-              <w:t xml:space="preserve">31  </w:t>
-            </w:r>
-            <w:r>
-              <w:rPr>
-                <w:sz w:val="16"/>
-                <w:szCs w:val="16"/>
-              </w:rPr>
-              <w:t xml:space="preserve">movement</w:t>
+              <w:t xml:space="preserve">30  </w:t>
+            </w:r>
+            <w:r>
+              <w:rPr>
+                <w:sz w:val="16"/>
+                <w:szCs w:val="16"/>
+              </w:rPr>
+              <w:t xml:space="preserve">correctly</w:t>
             </w:r>
           </w:p>
         </w:tc>
@@ -11857,7 +11713,7 @@
                 <w:sz w:val="16"/>
                 <w:szCs w:val="16"/>
               </w:rPr>
-              <w:t xml:space="preserve">Something</w:t>
+              <w:t xml:space="preserve">pessimistic</w:t>
             </w:r>
           </w:p>
         </w:tc>
@@ -11883,14 +11739,14 @@
                 <w:sz w:val="16"/>
                 <w:szCs w:val="16"/>
               </w:rPr>
-              <w:t xml:space="preserve">32  </w:t>
-            </w:r>
-            <w:r>
-              <w:rPr>
-                <w:sz w:val="16"/>
-                <w:szCs w:val="16"/>
-              </w:rPr>
-              <w:t xml:space="preserve">histogram</w:t>
+              <w:t xml:space="preserve">31  </w:t>
+            </w:r>
+            <w:r>
+              <w:rPr>
+                <w:sz w:val="16"/>
+                <w:szCs w:val="16"/>
+              </w:rPr>
+              <w:t xml:space="preserve">Two charts and two messages on one slide</w:t>
             </w:r>
           </w:p>
         </w:tc>
@@ -11925,7 +11781,7 @@
                 <w:sz w:val="16"/>
                 <w:szCs w:val="16"/>
               </w:rPr>
-              <w:t xml:space="preserve">pessimistic</w:t>
+              <w:t xml:space="preserve">exists</w:t>
             </w:r>
           </w:p>
         </w:tc>
@@ -11951,75 +11807,7 @@
                 <w:sz w:val="16"/>
                 <w:szCs w:val="16"/>
               </w:rPr>
-              <w:t xml:space="preserve">33  </w:t>
-            </w:r>
-            <w:r>
-              <w:rPr>
-                <w:sz w:val="16"/>
-                <w:szCs w:val="16"/>
-              </w:rPr>
-              <w:t xml:space="preserve">Two charts and two messages on one slide</w:t>
-            </w:r>
-          </w:p>
-        </w:tc>
-      </w:tr>
-      <w:tr>
-        <w:tc>
-          <w:tcPr>
-            <w:tcW w:type="pct" w:w="2500"/>
-            <w:tcMar>
-              <w:top w:type="dxa" w:w="20"/>
-              <w:left w:type="dxa" w:w="80"/>
-              <w:bottom w:type="dxa" w:w="20"/>
-              <w:right w:type="dxa" w:w="80"/>
-            </w:tcMar>
-          </w:tcPr>
-          <w:p>
-            <w:pPr>
-              <w:spacing w:before="12" w:after="12"/>
-            </w:pPr>
-            <w:r>
-              <w:rPr>
-                <w:b/>
-                <w:bCs/>
-                <w:color w:val="8186EF"/>
-                <w:sz w:val="16"/>
-                <w:szCs w:val="16"/>
-              </w:rPr>
-              <w:t xml:space="preserve">17  </w:t>
-            </w:r>
-            <w:r>
-              <w:rPr>
-                <w:sz w:val="16"/>
-                <w:szCs w:val="16"/>
-              </w:rPr>
-              <w:t xml:space="preserve">finding</w:t>
-            </w:r>
-          </w:p>
-        </w:tc>
-        <w:tc>
-          <w:tcPr>
-            <w:tcW w:type="pct" w:w="2500"/>
-            <w:tcMar>
-              <w:top w:type="dxa" w:w="20"/>
-              <w:left w:type="dxa" w:w="80"/>
-              <w:bottom w:type="dxa" w:w="20"/>
-              <w:right w:type="dxa" w:w="80"/>
-            </w:tcMar>
-          </w:tcPr>
-          <w:p>
-            <w:pPr>
-              <w:spacing w:before="12" w:after="12"/>
-            </w:pPr>
-            <w:r>
-              <w:rPr>
-                <w:b/>
-                <w:bCs/>
-                <w:color w:val="8186EF"/>
-                <w:sz w:val="16"/>
-                <w:szCs w:val="16"/>
-              </w:rPr>
-              <w:t xml:space="preserve">34  </w:t>
+              <w:t xml:space="preserve">32  </w:t>
             </w:r>
             <w:r>
               <w:rPr>
